--- a/policies/build/masters/HRM.3_v2_master.docx
+++ b/policies/build/masters/HRM.3_v2_master.docx
@@ -11,40 +11,25 @@
         <w:rPr>
           <w:b/>
           <w:bCs/>
+          <w:sz w:val="28"/>
+          <w:szCs w:val="28"/>
+        </w:rPr>
+        <w:t>Policy on Safety, Disaster, Fire and Quality-Improvement Training</w:t>
+      </w:r>
+    </w:p>
+    <w:p>
+      <w:pPr>
+        <w:spacing w:after="60"/>
+        <w:jc w:val="center"/>
+      </w:pPr>
+      <w:r>
+        <w:rPr>
+          <w:b/>
+          <w:bCs/>
           <w:sz w:val="32"/>
           <w:szCs w:val="32"/>
         </w:rPr>
         <w:t xml:space="preserve">«Hospital Name»</w:t>
-      </w:r>
-    </w:p>
-    <w:p>
-      <w:pPr>
-        <w:spacing w:after="60"/>
-        <w:jc w:val="center"/>
-      </w:pPr>
-      <w:r>
-        <w:rPr>
-          <w:b/>
-          <w:bCs/>
-          <w:sz w:val="28"/>
-          <w:szCs w:val="28"/>
-        </w:rPr>
-        <w:t xml:space="preserve">Safety, Disaster, Fire and Quality-Improvement Training</w:t>
-      </w:r>
-    </w:p>
-    <w:p>
-      <w:pPr>
-        <w:spacing w:after="240"/>
-        <w:jc w:val="center"/>
-      </w:pPr>
-      <w:r>
-        <w:rPr>
-          <w:i/>
-          <w:iCs/>
-          <w:sz w:val="20"/>
-          <w:szCs w:val="20"/>
-        </w:rPr>
-        <w:t xml:space="preserve">Safety, disaster, fire and QI training — delivery only, programmes owned elsewhere.</w:t>
       </w:r>
     </w:p>
     <w:p>
@@ -2478,159 +2463,6 @@
         <w:t xml:space="preserve">The Nursing Superintendent holds signed acknowledgements with the induction record.</w:t>
       </w:r>
     </w:p>
-    <w:p>
-      <w:pPr>
-        <w:pStyle w:val="Heading1"/>
-        <w:spacing w:after="120" w:before="280"/>
-      </w:pPr>
-      <w:r>
-        <w:t xml:space="preserve">9. References</w:t>
-      </w:r>
-    </w:p>
-    <w:p>
-      <w:pPr>
-        <w:pStyle w:val="ListParagraph"/>
-        <w:numPr>
-          <w:ilvl w:val="0"/>
-          <w:numId w:val="1"/>
-        </w:numPr>
-        <w:spacing w:after="60"/>
-      </w:pPr>
-      <w:r>
-        <w:rPr>
-          <w:sz w:val="22"/>
-          <w:szCs w:val="22"/>
-        </w:rPr>
-        <w:t xml:space="preserve">National Accreditation Board for Hospitals and Healthcare Providers (NABH), Standards for Small Healthcare Organisations, 3rd Edition — Human Resource Management chapter, standard HRM.3.</w:t>
-      </w:r>
-    </w:p>
-    <w:p>
-      <w:pPr>
-        <w:pStyle w:val="ListParagraph"/>
-        <w:numPr>
-          <w:ilvl w:val="0"/>
-          <w:numId w:val="1"/>
-        </w:numPr>
-        <w:spacing w:after="60"/>
-      </w:pPr>
-      <w:r>
-        <w:rPr>
-          <w:sz w:val="22"/>
-          <w:szCs w:val="22"/>
-        </w:rPr>
-        <w:t xml:space="preserve">Internal documents of «Hospital Name»: hospital safety programme (ROM.4 / COP); incident management system (PSQ.5); disaster management plan (COP.2); fire and non-fire emergency plans (FMS.5); patient-safety and QI programmes (PSQ.1); training attendance records (HRM.2).</w:t>
-      </w:r>
-    </w:p>
-    <w:p>
-      <w:pPr>
-        <w:pStyle w:val="Heading1"/>
-        <w:spacing w:after="120" w:before="280"/>
-      </w:pPr>
-      <w:r>
-        <w:t xml:space="preserve">10. Distribution</w:t>
-      </w:r>
-    </w:p>
-    <w:p>
-      <w:pPr>
-        <w:spacing w:after="140"/>
-      </w:pPr>
-      <w:r>
-        <w:rPr>
-          <w:sz w:val="22"/>
-          <w:szCs w:val="22"/>
-        </w:rPr>
-        <w:t xml:space="preserve">Official master copy: office of the Medical Superintendent, «Hospital Name», with the Training Coordinator.</w:t>
-      </w:r>
-    </w:p>
-    <w:p>
-      <w:pPr>
-        <w:spacing w:after="140"/>
-      </w:pPr>
-      <w:r>
-        <w:rPr>
-          <w:sz w:val="22"/>
-          <w:szCs w:val="22"/>
-        </w:rPr>
-        <w:t xml:space="preserve">Copies issued to: department heads; quality office; all clinical and support areas.</w:t>
-      </w:r>
-    </w:p>
-    <w:p>
-      <w:pPr>
-        <w:spacing w:after="140"/>
-      </w:pPr>
-      <w:r>
-        <w:rPr>
-          <w:sz w:val="22"/>
-          <w:szCs w:val="22"/>
-        </w:rPr>
-        <w:t xml:space="preserve">The current version is available to all staff at the «HR office policy file» and, if the hospital keeps an intranet, at «staff intranet / policies».</w:t>
-      </w:r>
-    </w:p>
-    <w:p>
-      <w:pPr>
-        <w:spacing w:after="140"/>
-      </w:pPr>
-      <w:r>
-        <w:rPr>
-          <w:sz w:val="22"/>
-          <w:szCs w:val="22"/>
-        </w:rPr>
-        <w:t xml:space="preserve">When a new version is issued, take old copies out of use.</w:t>
-      </w:r>
-    </w:p>
-    <w:p>
-      <w:pPr>
-        <w:pStyle w:val="Heading1"/>
-        <w:spacing w:after="120" w:before="280"/>
-      </w:pPr>
-      <w:r>
-        <w:t xml:space="preserve">11. Abbreviations</w:t>
-      </w:r>
-    </w:p>
-    <w:p>
-      <w:pPr>
-        <w:spacing w:after="140"/>
-      </w:pPr>
-      <w:r>
-        <w:rPr>
-          <w:sz w:val="22"/>
-          <w:szCs w:val="22"/>
-        </w:rPr>
-        <w:t xml:space="preserve">CAPA — corrective and preventive action
-COP — Care of Patients (NABH SHCO chapter 5)
-FMS — Facility Management and Safety (NABH SHCO chapter 7)
-HRM — Human Resource Management (NABH SHCO chapter 8)
-NABH — National Accreditation Board for Hospitals and Healthcare Providers
-OE — objective element
-PSQ — Patient Safety and Quality Improvement (NABH SHCO chapter 9)
-QI — quality improvement
-ROM — Responsibilities of Management (NABH SHCO chapter 6)
-SHCO — Standards for Small Healthcare Organisations</w:t>
-      </w:r>
-    </w:p>
-    <w:p>
-      <w:pPr>
-        <w:pStyle w:val="Heading1"/>
-        <w:spacing w:after="120" w:before="280"/>
-      </w:pPr>
-      <w:r>
-        <w:t xml:space="preserve">12. Traceability to NABH SHCO 3rd Edition HRM.3</w:t>
-      </w:r>
-    </w:p>
-    <w:p>
-      <w:pPr>
-        <w:spacing w:after="120"/>
-      </w:pPr>
-      <w:r>
-        <w:rPr>
-          <w:i/>
-          <w:iCs/>
-          <w:sz w:val="20"/>
-          <w:szCs w:val="20"/>
-        </w:rPr>
-        <w:t xml:space="preserve">This table is an index. It is not how the policy is organised.</w:t>
-      </w:r>
-    </w:p>
     <w:tbl>
       <w:tblPr>
         <w:tblW w:type="pct" w:w="100%"/>
@@ -3380,7 +3212,94 @@
         <w:spacing w:after="120" w:before="280"/>
       </w:pPr>
       <w:r>
-        <w:t xml:space="preserve">13. Required Records / Evidence Checklist</w:t>
+        <w:t>9. Distribution</w:t>
+      </w:r>
+    </w:p>
+    <w:p>
+      <w:pPr>
+        <w:spacing w:after="140"/>
+      </w:pPr>
+      <w:r>
+        <w:rPr>
+          <w:sz w:val="22"/>
+          <w:szCs w:val="22"/>
+        </w:rPr>
+        <w:t xml:space="preserve">Official master copy: office of the Medical Superintendent, «Hospital Name», with the Training Coordinator.</w:t>
+      </w:r>
+    </w:p>
+    <w:p>
+      <w:pPr>
+        <w:spacing w:after="140"/>
+      </w:pPr>
+      <w:r>
+        <w:rPr>
+          <w:sz w:val="22"/>
+          <w:szCs w:val="22"/>
+        </w:rPr>
+        <w:t xml:space="preserve">Copies issued to: department heads; quality office; all clinical and support areas.</w:t>
+      </w:r>
+    </w:p>
+    <w:p>
+      <w:pPr>
+        <w:spacing w:after="140"/>
+      </w:pPr>
+      <w:r>
+        <w:rPr>
+          <w:sz w:val="22"/>
+          <w:szCs w:val="22"/>
+        </w:rPr>
+        <w:t xml:space="preserve">The current version is available to all staff at the «HR office policy file» and, if the hospital keeps an intranet, at «staff intranet / policies».</w:t>
+      </w:r>
+    </w:p>
+    <w:p>
+      <w:pPr>
+        <w:spacing w:after="140"/>
+      </w:pPr>
+      <w:r>
+        <w:rPr>
+          <w:sz w:val="22"/>
+          <w:szCs w:val="22"/>
+        </w:rPr>
+        <w:t xml:space="preserve">When a new version is issued, take old copies out of use.</w:t>
+      </w:r>
+    </w:p>
+    <w:p>
+      <w:pPr>
+        <w:pStyle w:val="Heading1"/>
+        <w:spacing w:after="120" w:before="280"/>
+      </w:pPr>
+      <w:r>
+        <w:t>10. Abbreviations</w:t>
+      </w:r>
+    </w:p>
+    <w:p>
+      <w:pPr>
+        <w:spacing w:after="140"/>
+      </w:pPr>
+      <w:r>
+        <w:rPr>
+          <w:sz w:val="22"/>
+          <w:szCs w:val="22"/>
+        </w:rPr>
+        <w:t xml:space="preserve">CAPA — corrective and preventive action
+COP — Care of Patients (NABH SHCO chapter 5)
+FMS — Facility Management and Safety (NABH SHCO chapter 7)
+HRM — Human Resource Management (NABH SHCO chapter 8)
+NABH — National Accreditation Board for Hospitals and Healthcare Providers
+OE — objective element
+PSQ — Patient Safety and Quality Improvement (NABH SHCO chapter 9)
+QI — quality improvement
+ROM — Responsibilities of Management (NABH SHCO chapter 6)
+SHCO — Standards for Small Healthcare Organisations</w:t>
+      </w:r>
+    </w:p>
+    <w:p>
+      <w:pPr>
+        <w:pStyle w:val="Heading1"/>
+        <w:spacing w:after="120" w:before="280"/>
+      </w:pPr>
+      <w:r>
+        <w:t>11. Traceability to NABH SHCO 3rd Edition HRM.3</w:t>
       </w:r>
     </w:p>
     <w:p>
@@ -3394,6 +3313,29 @@
           <w:sz w:val="20"/>
           <w:szCs w:val="20"/>
         </w:rPr>
+        <w:t xml:space="preserve">This table is an index. It is not how the policy is organised.</w:t>
+      </w:r>
+    </w:p>
+    <w:p>
+      <w:pPr>
+        <w:pStyle w:val="Heading1"/>
+        <w:spacing w:after="120" w:before="280"/>
+      </w:pPr>
+      <w:r>
+        <w:t>12. Required Records / Evidence Checklist</w:t>
+      </w:r>
+    </w:p>
+    <w:p>
+      <w:pPr>
+        <w:spacing w:after="120"/>
+      </w:pPr>
+      <w:r>
+        <w:rPr>
+          <w:i/>
+          <w:iCs/>
+          <w:sz w:val="20"/>
+          <w:szCs w:val="20"/>
+        </w:rPr>
         <w:t xml:space="preserve">Records the hospital holds under this policy, listed by objective element.</w:t>
       </w:r>
     </w:p>
@@ -3815,6 +3757,49 @@
           <w:szCs w:val="22"/>
         </w:rPr>
         <w:t xml:space="preserve">Evidence of staff participation in QI activities after training.</w:t>
+      </w:r>
+    </w:p>
+    <w:p>
+      <w:pPr>
+        <w:pStyle w:val="Heading1"/>
+        <w:spacing w:after="120" w:before="280"/>
+      </w:pPr>
+      <w:r>
+        <w:t>13. References</w:t>
+      </w:r>
+    </w:p>
+    <w:p>
+      <w:pPr>
+        <w:pStyle w:val="ListParagraph"/>
+        <w:numPr>
+          <w:ilvl w:val="0"/>
+          <w:numId w:val="1"/>
+        </w:numPr>
+        <w:spacing w:after="60"/>
+      </w:pPr>
+      <w:r>
+        <w:rPr>
+          <w:sz w:val="22"/>
+          <w:szCs w:val="22"/>
+        </w:rPr>
+        <w:t xml:space="preserve">National Accreditation Board for Hospitals and Healthcare Providers (NABH), Standards for Small Healthcare Organisations, 3rd Edition — Human Resource Management chapter, standard HRM.3.</w:t>
+      </w:r>
+    </w:p>
+    <w:p>
+      <w:pPr>
+        <w:pStyle w:val="ListParagraph"/>
+        <w:numPr>
+          <w:ilvl w:val="0"/>
+          <w:numId w:val="1"/>
+        </w:numPr>
+        <w:spacing w:after="60"/>
+      </w:pPr>
+      <w:r>
+        <w:rPr>
+          <w:sz w:val="22"/>
+          <w:szCs w:val="22"/>
+        </w:rPr>
+        <w:t xml:space="preserve">Internal documents of «Hospital Name»: hospital safety programme (ROM.4 / COP); incident management system (PSQ.5); disaster management plan (COP.2); fire and non-fire emergency plans (FMS.5); patient-safety and QI programmes (PSQ.1); training attendance records (HRM.2).</w:t>
       </w:r>
     </w:p>
     <w:p>
@@ -3939,7 +3924,7 @@
         <w:sz w:val="16"/>
         <w:szCs w:val="16"/>
       </w:rPr>
-      <w:t xml:space="preserve">«Hospital Name»  |  «HRM/POL/03»  |  Controlled document  |  Safety, Disaster, Fire and Quality-Improvement Training</w:t>
+      <w:t>«Hospital Name»  |  «HRM/POL/03»  |  Controlled document  |  Policy on Safety, Disaster, Fire and Quality-Improvement Training</w:t>
     </w:r>
   </w:p>
 </w:ftr>

--- a/policies/build/masters/HRM.3_v2_master.docx
+++ b/policies/build/masters/HRM.3_v2_master.docx
@@ -2480,6 +2480,7 @@
         <w:gridCol w:w="100"/>
         <w:gridCol w:w="100"/>
         <w:gridCol w:w="100"/>
+        <w:gridCol w:w="100"/>
       </w:tblGrid>
       <w:tr>
         <w:tc>
@@ -2507,6 +2508,26 @@
         </w:tc>
         <w:tc>
           <w:tcPr>
+            <w:tcW w:type="pct" w:w="12%"/>
+            <w:tcBorders>
+              <w:top w:val="single" w:color="999999" w:sz="4"/>
+              <w:left w:val="single" w:color="999999" w:sz="4"/>
+              <w:bottom w:val="single" w:color="999999" w:sz="4"/>
+              <w:right w:val="single" w:color="999999" w:sz="4"/>
+            </w:tcBorders>
+            <w:shd w:fill="E8E8E8" w:val="clear"/>
+          </w:tcPr>
+          <w:p>
+            <w:r>
+              <w:rPr>
+                <w:b/>
+              </w:rPr>
+              <w:t>Level</w:t>
+            </w:r>
+          </w:p>
+        </w:tc>
+        <w:tc>
+          <w:tcPr>
             <w:tcW w:type="pct" w:w="32%"/>
             <w:tcBorders>
               <w:top w:val="single" w:color="999999" w:sz="4"/>
@@ -2600,6 +2621,22 @@
         </w:tc>
         <w:tc>
           <w:tcPr>
+            <w:tcW w:type="pct" w:w="12%"/>
+            <w:tcBorders>
+              <w:top w:val="single" w:color="999999" w:sz="4"/>
+              <w:left w:val="single" w:color="999999" w:sz="4"/>
+              <w:bottom w:val="single" w:color="999999" w:sz="4"/>
+              <w:right w:val="single" w:color="999999" w:sz="4"/>
+            </w:tcBorders>
+          </w:tcPr>
+          <w:p>
+            <w:r>
+              <w:t>Commitment</w:t>
+            </w:r>
+          </w:p>
+        </w:tc>
+        <w:tc>
+          <w:tcPr>
             <w:tcW w:type="pct" w:w="32%"/>
             <w:tcBorders>
               <w:top w:val="single" w:color="999999" w:sz="4"/>
@@ -2690,6 +2727,22 @@
         </w:tc>
         <w:tc>
           <w:tcPr>
+            <w:tcW w:type="pct" w:w="12%"/>
+            <w:tcBorders>
+              <w:top w:val="single" w:color="999999" w:sz="4"/>
+              <w:left w:val="single" w:color="999999" w:sz="4"/>
+              <w:bottom w:val="single" w:color="999999" w:sz="4"/>
+              <w:right w:val="single" w:color="999999" w:sz="4"/>
+            </w:tcBorders>
+          </w:tcPr>
+          <w:p>
+            <w:r>
+              <w:t>Commitment</w:t>
+            </w:r>
+          </w:p>
+        </w:tc>
+        <w:tc>
+          <w:tcPr>
             <w:tcW w:type="pct" w:w="32%"/>
             <w:tcBorders>
               <w:top w:val="single" w:color="999999" w:sz="4"/>
@@ -2780,6 +2833,22 @@
         </w:tc>
         <w:tc>
           <w:tcPr>
+            <w:tcW w:type="pct" w:w="12%"/>
+            <w:tcBorders>
+              <w:top w:val="single" w:color="999999" w:sz="4"/>
+              <w:left w:val="single" w:color="999999" w:sz="4"/>
+              <w:bottom w:val="single" w:color="999999" w:sz="4"/>
+              <w:right w:val="single" w:color="999999" w:sz="4"/>
+            </w:tcBorders>
+          </w:tcPr>
+          <w:p>
+            <w:r>
+              <w:t>Commitment</w:t>
+            </w:r>
+          </w:p>
+        </w:tc>
+        <w:tc>
+          <w:tcPr>
             <w:tcW w:type="pct" w:w="32%"/>
             <w:tcBorders>
               <w:top w:val="single" w:color="999999" w:sz="4"/>
@@ -2870,6 +2939,22 @@
         </w:tc>
         <w:tc>
           <w:tcPr>
+            <w:tcW w:type="pct" w:w="12%"/>
+            <w:tcBorders>
+              <w:top w:val="single" w:color="999999" w:sz="4"/>
+              <w:left w:val="single" w:color="999999" w:sz="4"/>
+              <w:bottom w:val="single" w:color="999999" w:sz="4"/>
+              <w:right w:val="single" w:color="999999" w:sz="4"/>
+            </w:tcBorders>
+          </w:tcPr>
+          <w:p>
+            <w:r>
+              <w:t>Commitment</w:t>
+            </w:r>
+          </w:p>
+        </w:tc>
+        <w:tc>
+          <w:tcPr>
             <w:tcW w:type="pct" w:w="32%"/>
             <w:tcBorders>
               <w:top w:val="single" w:color="999999" w:sz="4"/>
@@ -2960,6 +3045,22 @@
         </w:tc>
         <w:tc>
           <w:tcPr>
+            <w:tcW w:type="pct" w:w="12%"/>
+            <w:tcBorders>
+              <w:top w:val="single" w:color="999999" w:sz="4"/>
+              <w:left w:val="single" w:color="999999" w:sz="4"/>
+              <w:bottom w:val="single" w:color="999999" w:sz="4"/>
+              <w:right w:val="single" w:color="999999" w:sz="4"/>
+            </w:tcBorders>
+          </w:tcPr>
+          <w:p>
+            <w:r>
+              <w:t>CORE</w:t>
+            </w:r>
+          </w:p>
+        </w:tc>
+        <w:tc>
+          <w:tcPr>
             <w:tcW w:type="pct" w:w="32%"/>
             <w:tcBorders>
               <w:top w:val="single" w:color="999999" w:sz="4"/>
@@ -3050,6 +3151,22 @@
         </w:tc>
         <w:tc>
           <w:tcPr>
+            <w:tcW w:type="pct" w:w="12%"/>
+            <w:tcBorders>
+              <w:top w:val="single" w:color="999999" w:sz="4"/>
+              <w:left w:val="single" w:color="999999" w:sz="4"/>
+              <w:bottom w:val="single" w:color="999999" w:sz="4"/>
+              <w:right w:val="single" w:color="999999" w:sz="4"/>
+            </w:tcBorders>
+          </w:tcPr>
+          <w:p>
+            <w:r>
+              <w:t>CORE</w:t>
+            </w:r>
+          </w:p>
+        </w:tc>
+        <w:tc>
+          <w:tcPr>
             <w:tcW w:type="pct" w:w="32%"/>
             <w:tcBorders>
               <w:top w:val="single" w:color="999999" w:sz="4"/>
@@ -3140,6 +3257,22 @@
         </w:tc>
         <w:tc>
           <w:tcPr>
+            <w:tcW w:type="pct" w:w="12%"/>
+            <w:tcBorders>
+              <w:top w:val="single" w:color="999999" w:sz="4"/>
+              <w:left w:val="single" w:color="999999" w:sz="4"/>
+              <w:bottom w:val="single" w:color="999999" w:sz="4"/>
+              <w:right w:val="single" w:color="999999" w:sz="4"/>
+            </w:tcBorders>
+          </w:tcPr>
+          <w:p>
+            <w:r>
+              <w:t>Commitment</w:t>
+            </w:r>
+          </w:p>
+        </w:tc>
+        <w:tc>
+          <w:tcPr>
             <w:tcW w:type="pct" w:w="32%"/>
             <w:tcBorders>
               <w:top w:val="single" w:color="999999" w:sz="4"/>
@@ -3272,27 +3405,485 @@
         <w:t>10. Abbreviations</w:t>
       </w:r>
     </w:p>
-    <w:p>
-      <w:pPr>
-        <w:spacing w:after="140"/>
-      </w:pPr>
-      <w:r>
-        <w:rPr>
-          <w:sz w:val="22"/>
-          <w:szCs w:val="22"/>
-        </w:rPr>
-        <w:t xml:space="preserve">CAPA — corrective and preventive action
-COP — Care of Patients (NABH SHCO chapter 5)
-FMS — Facility Management and Safety (NABH SHCO chapter 7)
-HRM — Human Resource Management (NABH SHCO chapter 8)
-NABH — National Accreditation Board for Hospitals and Healthcare Providers
-OE — objective element
-PSQ — Patient Safety and Quality Improvement (NABH SHCO chapter 9)
-QI — quality improvement
-ROM — Responsibilities of Management (NABH SHCO chapter 6)
-SHCO — Standards for Small Healthcare Organisations</w:t>
-      </w:r>
-    </w:p>
+    <w:tbl>
+      <w:tblPr>
+        <w:tblW w:type="pct" w:w="100%"/>
+        <w:tblBorders>
+          <w:top w:val="single" w:color="auto" w:sz="4"/>
+          <w:left w:val="single" w:color="auto" w:sz="4"/>
+          <w:bottom w:val="single" w:color="auto" w:sz="4"/>
+          <w:right w:val="single" w:color="auto" w:sz="4"/>
+          <w:insideH w:val="single" w:color="auto" w:sz="4"/>
+          <w:insideV w:val="single" w:color="auto" w:sz="4"/>
+        </w:tblBorders>
+      </w:tblPr>
+      <w:tblGrid>
+        <w:gridCol w:w="100"/>
+        <w:gridCol w:w="100"/>
+      </w:tblGrid>
+      <w:tr>
+        <w:tc>
+          <w:tcPr>
+            <w:tcW w:type="pct" w:w="22%"/>
+            <w:tcBorders>
+              <w:top w:val="single" w:color="999999" w:sz="4"/>
+              <w:left w:val="single" w:color="999999" w:sz="4"/>
+              <w:bottom w:val="single" w:color="999999" w:sz="4"/>
+              <w:right w:val="single" w:color="999999" w:sz="4"/>
+            </w:tcBorders>
+            <w:shd w:fill="E8E8E8" w:val="clear"/>
+          </w:tcPr>
+          <w:p>
+            <w:r>
+              <w:rPr>
+                <w:b/>
+              </w:rPr>
+              <w:t>Abbreviation</w:t>
+            </w:r>
+          </w:p>
+        </w:tc>
+        <w:tc>
+          <w:tcPr>
+            <w:tcW w:type="pct" w:w="22%"/>
+            <w:tcBorders>
+              <w:top w:val="single" w:color="999999" w:sz="4"/>
+              <w:left w:val="single" w:color="999999" w:sz="4"/>
+              <w:bottom w:val="single" w:color="999999" w:sz="4"/>
+              <w:right w:val="single" w:color="999999" w:sz="4"/>
+            </w:tcBorders>
+            <w:shd w:fill="E8E8E8" w:val="clear"/>
+          </w:tcPr>
+          <w:p>
+            <w:r>
+              <w:rPr>
+                <w:b/>
+              </w:rPr>
+              <w:t>Meaning</w:t>
+            </w:r>
+          </w:p>
+        </w:tc>
+      </w:tr>
+      <w:tr>
+        <w:tc>
+          <w:tcPr>
+            <w:tcW w:type="pct" w:w="22%"/>
+            <w:tcBorders>
+              <w:top w:val="single" w:color="999999" w:sz="4"/>
+              <w:left w:val="single" w:color="999999" w:sz="4"/>
+              <w:bottom w:val="single" w:color="999999" w:sz="4"/>
+              <w:right w:val="single" w:color="999999" w:sz="4"/>
+            </w:tcBorders>
+            <w:shd w:fill="E8E8E8" w:val="clear"/>
+          </w:tcPr>
+          <w:p>
+            <w:r>
+              <w:rPr>
+                <w:b w:val="0"/>
+              </w:rPr>
+              <w:t>CAPA</w:t>
+            </w:r>
+          </w:p>
+        </w:tc>
+        <w:tc>
+          <w:tcPr>
+            <w:tcW w:type="pct" w:w="22%"/>
+            <w:tcBorders>
+              <w:top w:val="single" w:color="999999" w:sz="4"/>
+              <w:left w:val="single" w:color="999999" w:sz="4"/>
+              <w:bottom w:val="single" w:color="999999" w:sz="4"/>
+              <w:right w:val="single" w:color="999999" w:sz="4"/>
+            </w:tcBorders>
+            <w:shd w:fill="E8E8E8" w:val="clear"/>
+          </w:tcPr>
+          <w:p>
+            <w:r>
+              <w:rPr>
+                <w:b w:val="0"/>
+              </w:rPr>
+              <w:t>corrective and preventive action</w:t>
+            </w:r>
+          </w:p>
+        </w:tc>
+      </w:tr>
+      <w:tr>
+        <w:tc>
+          <w:tcPr>
+            <w:tcW w:type="pct" w:w="22%"/>
+            <w:tcBorders>
+              <w:top w:val="single" w:color="999999" w:sz="4"/>
+              <w:left w:val="single" w:color="999999" w:sz="4"/>
+              <w:bottom w:val="single" w:color="999999" w:sz="4"/>
+              <w:right w:val="single" w:color="999999" w:sz="4"/>
+            </w:tcBorders>
+            <w:shd w:fill="E8E8E8" w:val="clear"/>
+          </w:tcPr>
+          <w:p>
+            <w:r>
+              <w:rPr>
+                <w:b w:val="0"/>
+              </w:rPr>
+              <w:t>COP</w:t>
+            </w:r>
+          </w:p>
+        </w:tc>
+        <w:tc>
+          <w:tcPr>
+            <w:tcW w:type="pct" w:w="22%"/>
+            <w:tcBorders>
+              <w:top w:val="single" w:color="999999" w:sz="4"/>
+              <w:left w:val="single" w:color="999999" w:sz="4"/>
+              <w:bottom w:val="single" w:color="999999" w:sz="4"/>
+              <w:right w:val="single" w:color="999999" w:sz="4"/>
+            </w:tcBorders>
+            <w:shd w:fill="E8E8E8" w:val="clear"/>
+          </w:tcPr>
+          <w:p>
+            <w:r>
+              <w:rPr>
+                <w:b w:val="0"/>
+              </w:rPr>
+              <w:t>Care of Patients (NABH SHCO chapter 5)</w:t>
+            </w:r>
+          </w:p>
+        </w:tc>
+      </w:tr>
+      <w:tr>
+        <w:tc>
+          <w:tcPr>
+            <w:tcW w:type="pct" w:w="22%"/>
+            <w:tcBorders>
+              <w:top w:val="single" w:color="999999" w:sz="4"/>
+              <w:left w:val="single" w:color="999999" w:sz="4"/>
+              <w:bottom w:val="single" w:color="999999" w:sz="4"/>
+              <w:right w:val="single" w:color="999999" w:sz="4"/>
+            </w:tcBorders>
+            <w:shd w:fill="E8E8E8" w:val="clear"/>
+          </w:tcPr>
+          <w:p>
+            <w:r>
+              <w:rPr>
+                <w:b w:val="0"/>
+              </w:rPr>
+              <w:t>FMS</w:t>
+            </w:r>
+          </w:p>
+        </w:tc>
+        <w:tc>
+          <w:tcPr>
+            <w:tcW w:type="pct" w:w="22%"/>
+            <w:tcBorders>
+              <w:top w:val="single" w:color="999999" w:sz="4"/>
+              <w:left w:val="single" w:color="999999" w:sz="4"/>
+              <w:bottom w:val="single" w:color="999999" w:sz="4"/>
+              <w:right w:val="single" w:color="999999" w:sz="4"/>
+            </w:tcBorders>
+            <w:shd w:fill="E8E8E8" w:val="clear"/>
+          </w:tcPr>
+          <w:p>
+            <w:r>
+              <w:rPr>
+                <w:b w:val="0"/>
+              </w:rPr>
+              <w:t>Facility Management and Safety (NABH SHCO chapter 7)</w:t>
+            </w:r>
+          </w:p>
+        </w:tc>
+      </w:tr>
+      <w:tr>
+        <w:tc>
+          <w:tcPr>
+            <w:tcW w:type="pct" w:w="22%"/>
+            <w:tcBorders>
+              <w:top w:val="single" w:color="999999" w:sz="4"/>
+              <w:left w:val="single" w:color="999999" w:sz="4"/>
+              <w:bottom w:val="single" w:color="999999" w:sz="4"/>
+              <w:right w:val="single" w:color="999999" w:sz="4"/>
+            </w:tcBorders>
+            <w:shd w:fill="E8E8E8" w:val="clear"/>
+          </w:tcPr>
+          <w:p>
+            <w:r>
+              <w:rPr>
+                <w:b w:val="0"/>
+              </w:rPr>
+              <w:t>HRM</w:t>
+            </w:r>
+          </w:p>
+        </w:tc>
+        <w:tc>
+          <w:tcPr>
+            <w:tcW w:type="pct" w:w="22%"/>
+            <w:tcBorders>
+              <w:top w:val="single" w:color="999999" w:sz="4"/>
+              <w:left w:val="single" w:color="999999" w:sz="4"/>
+              <w:bottom w:val="single" w:color="999999" w:sz="4"/>
+              <w:right w:val="single" w:color="999999" w:sz="4"/>
+            </w:tcBorders>
+            <w:shd w:fill="E8E8E8" w:val="clear"/>
+          </w:tcPr>
+          <w:p>
+            <w:r>
+              <w:rPr>
+                <w:b w:val="0"/>
+              </w:rPr>
+              <w:t>Human Resource Management (NABH SHCO chapter 8)</w:t>
+            </w:r>
+          </w:p>
+        </w:tc>
+      </w:tr>
+      <w:tr>
+        <w:tc>
+          <w:tcPr>
+            <w:tcW w:type="pct" w:w="22%"/>
+            <w:tcBorders>
+              <w:top w:val="single" w:color="999999" w:sz="4"/>
+              <w:left w:val="single" w:color="999999" w:sz="4"/>
+              <w:bottom w:val="single" w:color="999999" w:sz="4"/>
+              <w:right w:val="single" w:color="999999" w:sz="4"/>
+            </w:tcBorders>
+            <w:shd w:fill="E8E8E8" w:val="clear"/>
+          </w:tcPr>
+          <w:p>
+            <w:r>
+              <w:rPr>
+                <w:b w:val="0"/>
+              </w:rPr>
+              <w:t>NABH</w:t>
+            </w:r>
+          </w:p>
+        </w:tc>
+        <w:tc>
+          <w:tcPr>
+            <w:tcW w:type="pct" w:w="22%"/>
+            <w:tcBorders>
+              <w:top w:val="single" w:color="999999" w:sz="4"/>
+              <w:left w:val="single" w:color="999999" w:sz="4"/>
+              <w:bottom w:val="single" w:color="999999" w:sz="4"/>
+              <w:right w:val="single" w:color="999999" w:sz="4"/>
+            </w:tcBorders>
+            <w:shd w:fill="E8E8E8" w:val="clear"/>
+          </w:tcPr>
+          <w:p>
+            <w:r>
+              <w:rPr>
+                <w:b w:val="0"/>
+              </w:rPr>
+              <w:t>National Accreditation Board for Hospitals and Healthcare Providers</w:t>
+            </w:r>
+          </w:p>
+        </w:tc>
+      </w:tr>
+      <w:tr>
+        <w:tc>
+          <w:tcPr>
+            <w:tcW w:type="pct" w:w="22%"/>
+            <w:tcBorders>
+              <w:top w:val="single" w:color="999999" w:sz="4"/>
+              <w:left w:val="single" w:color="999999" w:sz="4"/>
+              <w:bottom w:val="single" w:color="999999" w:sz="4"/>
+              <w:right w:val="single" w:color="999999" w:sz="4"/>
+            </w:tcBorders>
+            <w:shd w:fill="E8E8E8" w:val="clear"/>
+          </w:tcPr>
+          <w:p>
+            <w:r>
+              <w:rPr>
+                <w:b w:val="0"/>
+              </w:rPr>
+              <w:t>OE</w:t>
+            </w:r>
+          </w:p>
+        </w:tc>
+        <w:tc>
+          <w:tcPr>
+            <w:tcW w:type="pct" w:w="22%"/>
+            <w:tcBorders>
+              <w:top w:val="single" w:color="999999" w:sz="4"/>
+              <w:left w:val="single" w:color="999999" w:sz="4"/>
+              <w:bottom w:val="single" w:color="999999" w:sz="4"/>
+              <w:right w:val="single" w:color="999999" w:sz="4"/>
+            </w:tcBorders>
+            <w:shd w:fill="E8E8E8" w:val="clear"/>
+          </w:tcPr>
+          <w:p>
+            <w:r>
+              <w:rPr>
+                <w:b w:val="0"/>
+              </w:rPr>
+              <w:t>objective element</w:t>
+            </w:r>
+          </w:p>
+        </w:tc>
+      </w:tr>
+      <w:tr>
+        <w:tc>
+          <w:tcPr>
+            <w:tcW w:type="pct" w:w="22%"/>
+            <w:tcBorders>
+              <w:top w:val="single" w:color="999999" w:sz="4"/>
+              <w:left w:val="single" w:color="999999" w:sz="4"/>
+              <w:bottom w:val="single" w:color="999999" w:sz="4"/>
+              <w:right w:val="single" w:color="999999" w:sz="4"/>
+            </w:tcBorders>
+            <w:shd w:fill="E8E8E8" w:val="clear"/>
+          </w:tcPr>
+          <w:p>
+            <w:r>
+              <w:rPr>
+                <w:b w:val="0"/>
+              </w:rPr>
+              <w:t>PSQ</w:t>
+            </w:r>
+          </w:p>
+        </w:tc>
+        <w:tc>
+          <w:tcPr>
+            <w:tcW w:type="pct" w:w="22%"/>
+            <w:tcBorders>
+              <w:top w:val="single" w:color="999999" w:sz="4"/>
+              <w:left w:val="single" w:color="999999" w:sz="4"/>
+              <w:bottom w:val="single" w:color="999999" w:sz="4"/>
+              <w:right w:val="single" w:color="999999" w:sz="4"/>
+            </w:tcBorders>
+            <w:shd w:fill="E8E8E8" w:val="clear"/>
+          </w:tcPr>
+          <w:p>
+            <w:r>
+              <w:rPr>
+                <w:b w:val="0"/>
+              </w:rPr>
+              <w:t>Patient Safety and Quality Improvement (NABH SHCO chapter 9)</w:t>
+            </w:r>
+          </w:p>
+        </w:tc>
+      </w:tr>
+      <w:tr>
+        <w:tc>
+          <w:tcPr>
+            <w:tcW w:type="pct" w:w="22%"/>
+            <w:tcBorders>
+              <w:top w:val="single" w:color="999999" w:sz="4"/>
+              <w:left w:val="single" w:color="999999" w:sz="4"/>
+              <w:bottom w:val="single" w:color="999999" w:sz="4"/>
+              <w:right w:val="single" w:color="999999" w:sz="4"/>
+            </w:tcBorders>
+            <w:shd w:fill="E8E8E8" w:val="clear"/>
+          </w:tcPr>
+          <w:p>
+            <w:r>
+              <w:rPr>
+                <w:b w:val="0"/>
+              </w:rPr>
+              <w:t>QI</w:t>
+            </w:r>
+          </w:p>
+        </w:tc>
+        <w:tc>
+          <w:tcPr>
+            <w:tcW w:type="pct" w:w="22%"/>
+            <w:tcBorders>
+              <w:top w:val="single" w:color="999999" w:sz="4"/>
+              <w:left w:val="single" w:color="999999" w:sz="4"/>
+              <w:bottom w:val="single" w:color="999999" w:sz="4"/>
+              <w:right w:val="single" w:color="999999" w:sz="4"/>
+            </w:tcBorders>
+            <w:shd w:fill="E8E8E8" w:val="clear"/>
+          </w:tcPr>
+          <w:p>
+            <w:r>
+              <w:rPr>
+                <w:b w:val="0"/>
+              </w:rPr>
+              <w:t>quality improvement</w:t>
+            </w:r>
+          </w:p>
+        </w:tc>
+      </w:tr>
+      <w:tr>
+        <w:tc>
+          <w:tcPr>
+            <w:tcW w:type="pct" w:w="22%"/>
+            <w:tcBorders>
+              <w:top w:val="single" w:color="999999" w:sz="4"/>
+              <w:left w:val="single" w:color="999999" w:sz="4"/>
+              <w:bottom w:val="single" w:color="999999" w:sz="4"/>
+              <w:right w:val="single" w:color="999999" w:sz="4"/>
+            </w:tcBorders>
+            <w:shd w:fill="E8E8E8" w:val="clear"/>
+          </w:tcPr>
+          <w:p>
+            <w:r>
+              <w:rPr>
+                <w:b w:val="0"/>
+              </w:rPr>
+              <w:t>ROM</w:t>
+            </w:r>
+          </w:p>
+        </w:tc>
+        <w:tc>
+          <w:tcPr>
+            <w:tcW w:type="pct" w:w="22%"/>
+            <w:tcBorders>
+              <w:top w:val="single" w:color="999999" w:sz="4"/>
+              <w:left w:val="single" w:color="999999" w:sz="4"/>
+              <w:bottom w:val="single" w:color="999999" w:sz="4"/>
+              <w:right w:val="single" w:color="999999" w:sz="4"/>
+            </w:tcBorders>
+            <w:shd w:fill="E8E8E8" w:val="clear"/>
+          </w:tcPr>
+          <w:p>
+            <w:r>
+              <w:rPr>
+                <w:b w:val="0"/>
+              </w:rPr>
+              <w:t>Responsibilities of Management (NABH SHCO chapter 6)</w:t>
+            </w:r>
+          </w:p>
+        </w:tc>
+      </w:tr>
+      <w:tr>
+        <w:tc>
+          <w:tcPr>
+            <w:tcW w:type="pct" w:w="22%"/>
+            <w:tcBorders>
+              <w:top w:val="single" w:color="999999" w:sz="4"/>
+              <w:left w:val="single" w:color="999999" w:sz="4"/>
+              <w:bottom w:val="single" w:color="999999" w:sz="4"/>
+              <w:right w:val="single" w:color="999999" w:sz="4"/>
+            </w:tcBorders>
+            <w:shd w:fill="E8E8E8" w:val="clear"/>
+          </w:tcPr>
+          <w:p>
+            <w:r>
+              <w:rPr>
+                <w:b w:val="0"/>
+              </w:rPr>
+              <w:t>SHCO</w:t>
+            </w:r>
+          </w:p>
+        </w:tc>
+        <w:tc>
+          <w:tcPr>
+            <w:tcW w:type="pct" w:w="22%"/>
+            <w:tcBorders>
+              <w:top w:val="single" w:color="999999" w:sz="4"/>
+              <w:left w:val="single" w:color="999999" w:sz="4"/>
+              <w:bottom w:val="single" w:color="999999" w:sz="4"/>
+              <w:right w:val="single" w:color="999999" w:sz="4"/>
+            </w:tcBorders>
+            <w:shd w:fill="E8E8E8" w:val="clear"/>
+          </w:tcPr>
+          <w:p>
+            <w:r>
+              <w:rPr>
+                <w:b w:val="0"/>
+              </w:rPr>
+              <w:t>Standards for Small Healthcare Organisations</w:t>
+            </w:r>
+          </w:p>
+        </w:tc>
+      </w:tr>
+    </w:tbl>
     <w:p>
       <w:pPr>
         <w:pStyle w:val="Heading1"/>

--- a/policies/build/masters/HRM.3_v2_master.docx
+++ b/policies/build/masters/HRM.3_v2_master.docx
@@ -694,18 +694,6 @@
     </w:p>
     <w:p>
       <w:pPr>
-        <w:spacing w:after="140"/>
-      </w:pPr>
-      <w:r>
-        <w:rPr>
-          <w:sz w:val="22"/>
-          <w:szCs w:val="22"/>
-        </w:rPr>
-        <w:t xml:space="preserve">Words marked «like this» are defaults a small hospital can keep. A blank marked «________» has no sensible default. Fill it in before this document is signed.</w:t>
-      </w:r>
-    </w:p>
-    <w:p>
-      <w:pPr>
         <w:pStyle w:val="Heading1"/>
         <w:spacing w:after="120" w:before="280"/>
       </w:pPr>
@@ -735,103 +723,6 @@
           <w:szCs w:val="22"/>
         </w:rPr>
         <w:t xml:space="preserve">It covers HRM.3.a–g as training-delivery requirements. It does not own: the safety programme content (ROM.4 / COP standards); the incident reporting and analysis system (PSQ.5); the disaster management plan (COP.2); fire and non-fire emergency plans (FMS.5); or the QI programme structure (PSQ.1).</w:t>
-      </w:r>
-    </w:p>
-    <w:p>
-      <w:pPr>
-        <w:spacing w:after="140"/>
-      </w:pPr>
-      <w:r>
-        <w:rPr>
-          <w:sz w:val="22"/>
-          <w:szCs w:val="22"/>
-        </w:rPr>
-        <w:t xml:space="preserve">Boundaries with other policies of «Hospital Name»:</w:t>
-      </w:r>
-    </w:p>
-    <w:p>
-      <w:pPr>
-        <w:pStyle w:val="ListParagraph"/>
-        <w:numPr>
-          <w:ilvl w:val="0"/>
-          <w:numId w:val="1"/>
-        </w:numPr>
-        <w:spacing w:after="60"/>
-      </w:pPr>
-      <w:r>
-        <w:rPr>
-          <w:sz w:val="22"/>
-          <w:szCs w:val="22"/>
-        </w:rPr>
-        <w:t xml:space="preserve">ROM.4 and COP standards own the hospital safety programme. HRM.3.a owns that staff are trained in it.</w:t>
-      </w:r>
-    </w:p>
-    <w:p>
-      <w:pPr>
-        <w:pStyle w:val="ListParagraph"/>
-        <w:numPr>
-          <w:ilvl w:val="0"/>
-          <w:numId w:val="1"/>
-        </w:numPr>
-        <w:spacing w:after="60"/>
-      </w:pPr>
-      <w:r>
-        <w:rPr>
-          <w:sz w:val="22"/>
-          <w:szCs w:val="22"/>
-        </w:rPr>
-        <w:t xml:space="preserve">PSQ.5 owns incident collection, analysis and CAPA. HRM.3.c owns that staff know procedures to follow in the event of an incident.</w:t>
-      </w:r>
-    </w:p>
-    <w:p>
-      <w:pPr>
-        <w:pStyle w:val="ListParagraph"/>
-        <w:numPr>
-          <w:ilvl w:val="0"/>
-          <w:numId w:val="1"/>
-        </w:numPr>
-        <w:spacing w:after="60"/>
-      </w:pPr>
-      <w:r>
-        <w:rPr>
-          <w:sz w:val="22"/>
-          <w:szCs w:val="22"/>
-        </w:rPr>
-        <w:t xml:space="preserve">COP.2 owns the disaster management plan. HRM.3.e owns staff training on that plan.</w:t>
-      </w:r>
-    </w:p>
-    <w:p>
-      <w:pPr>
-        <w:pStyle w:val="ListParagraph"/>
-        <w:numPr>
-          <w:ilvl w:val="0"/>
-          <w:numId w:val="1"/>
-        </w:numPr>
-        <w:spacing w:after="60"/>
-      </w:pPr>
-      <w:r>
-        <w:rPr>
-          <w:sz w:val="22"/>
-          <w:szCs w:val="22"/>
-        </w:rPr>
-        <w:t xml:space="preserve">FMS.5 owns fire and non-fire emergency plans and drills. HRM.3.f owns staff training on handling those emergencies.</w:t>
-      </w:r>
-    </w:p>
-    <w:p>
-      <w:pPr>
-        <w:pStyle w:val="ListParagraph"/>
-        <w:numPr>
-          <w:ilvl w:val="0"/>
-          <w:numId w:val="1"/>
-        </w:numPr>
-        <w:spacing w:after="60"/>
-      </w:pPr>
-      <w:r>
-        <w:rPr>
-          <w:sz w:val="22"/>
-          <w:szCs w:val="22"/>
-        </w:rPr>
-        <w:t xml:space="preserve">PSQ.1 owns the patient-safety and QI programmes. HRM.3.g owns that staff are trained in the QI programme.</w:t>
       </w:r>
     </w:p>
     <w:p>

--- a/policies/build/masters/HRM.3_v2_master.docx
+++ b/policies/build/masters/HRM.3_v2_master.docx
@@ -2354,6 +2354,574 @@
         <w:t xml:space="preserve">The Nursing Superintendent holds signed acknowledgements with the induction record.</w:t>
       </w:r>
     </w:p>
+    <w:p>
+      <w:pPr>
+        <w:pStyle w:val="Heading1"/>
+        <w:spacing w:after="120" w:before="280"/>
+      </w:pPr>
+      <w:r>
+        <w:t>9. Distribution</w:t>
+      </w:r>
+    </w:p>
+    <w:p>
+      <w:pPr>
+        <w:spacing w:after="140"/>
+      </w:pPr>
+      <w:r>
+        <w:rPr>
+          <w:sz w:val="22"/>
+          <w:szCs w:val="22"/>
+        </w:rPr>
+        <w:t xml:space="preserve">Official master copy: office of the Medical Superintendent, «Hospital Name», with the Training Coordinator.</w:t>
+      </w:r>
+    </w:p>
+    <w:p>
+      <w:pPr>
+        <w:spacing w:after="140"/>
+      </w:pPr>
+      <w:r>
+        <w:rPr>
+          <w:sz w:val="22"/>
+          <w:szCs w:val="22"/>
+        </w:rPr>
+        <w:t xml:space="preserve">Copies issued to: department heads; quality office; all clinical and support areas.</w:t>
+      </w:r>
+    </w:p>
+    <w:p>
+      <w:pPr>
+        <w:spacing w:after="140"/>
+      </w:pPr>
+      <w:r>
+        <w:rPr>
+          <w:sz w:val="22"/>
+          <w:szCs w:val="22"/>
+        </w:rPr>
+        <w:t xml:space="preserve">The current version is available to all staff at the «HR office policy file» and, if the hospital keeps an intranet, at «staff intranet / policies».</w:t>
+      </w:r>
+    </w:p>
+    <w:p>
+      <w:pPr>
+        <w:spacing w:after="140"/>
+      </w:pPr>
+      <w:r>
+        <w:rPr>
+          <w:sz w:val="22"/>
+          <w:szCs w:val="22"/>
+        </w:rPr>
+        <w:t xml:space="preserve">When a new version is issued, take old copies out of use.</w:t>
+      </w:r>
+    </w:p>
+    <w:p>
+      <w:pPr>
+        <w:pStyle w:val="Heading1"/>
+        <w:spacing w:after="120" w:before="280"/>
+      </w:pPr>
+      <w:r>
+        <w:t>10. Abbreviations</w:t>
+      </w:r>
+    </w:p>
+    <w:tbl>
+      <w:tblPr>
+        <w:tblW w:type="pct" w:w="100%"/>
+        <w:tblBorders>
+          <w:top w:val="single" w:color="auto" w:sz="4"/>
+          <w:left w:val="single" w:color="auto" w:sz="4"/>
+          <w:bottom w:val="single" w:color="auto" w:sz="4"/>
+          <w:right w:val="single" w:color="auto" w:sz="4"/>
+          <w:insideH w:val="single" w:color="auto" w:sz="4"/>
+          <w:insideV w:val="single" w:color="auto" w:sz="4"/>
+        </w:tblBorders>
+      </w:tblPr>
+      <w:tblGrid>
+        <w:gridCol w:w="100"/>
+        <w:gridCol w:w="100"/>
+      </w:tblGrid>
+      <w:tr>
+        <w:tc>
+          <w:tcPr>
+            <w:tcW w:type="pct" w:w="22%"/>
+            <w:tcBorders>
+              <w:top w:val="single" w:color="999999" w:sz="4"/>
+              <w:left w:val="single" w:color="999999" w:sz="4"/>
+              <w:bottom w:val="single" w:color="999999" w:sz="4"/>
+              <w:right w:val="single" w:color="999999" w:sz="4"/>
+            </w:tcBorders>
+            <w:shd w:fill="E8E8E8" w:val="clear"/>
+          </w:tcPr>
+          <w:p>
+            <w:r>
+              <w:rPr>
+                <w:b/>
+              </w:rPr>
+              <w:t>Abbreviation</w:t>
+            </w:r>
+          </w:p>
+        </w:tc>
+        <w:tc>
+          <w:tcPr>
+            <w:tcW w:type="pct" w:w="22%"/>
+            <w:tcBorders>
+              <w:top w:val="single" w:color="999999" w:sz="4"/>
+              <w:left w:val="single" w:color="999999" w:sz="4"/>
+              <w:bottom w:val="single" w:color="999999" w:sz="4"/>
+              <w:right w:val="single" w:color="999999" w:sz="4"/>
+            </w:tcBorders>
+            <w:shd w:fill="E8E8E8" w:val="clear"/>
+          </w:tcPr>
+          <w:p>
+            <w:r>
+              <w:rPr>
+                <w:b/>
+              </w:rPr>
+              <w:t>Meaning</w:t>
+            </w:r>
+          </w:p>
+        </w:tc>
+      </w:tr>
+      <w:tr>
+        <w:tc>
+          <w:tcPr>
+            <w:tcW w:type="pct" w:w="22%"/>
+            <w:tcBorders>
+              <w:top w:val="single" w:color="999999" w:sz="4"/>
+              <w:left w:val="single" w:color="999999" w:sz="4"/>
+              <w:bottom w:val="single" w:color="999999" w:sz="4"/>
+              <w:right w:val="single" w:color="999999" w:sz="4"/>
+            </w:tcBorders>
+            <w:shd w:fill="E8E8E8" w:val="clear"/>
+          </w:tcPr>
+          <w:p>
+            <w:r>
+              <w:rPr>
+                <w:b w:val="0"/>
+              </w:rPr>
+              <w:t>CAPA</w:t>
+            </w:r>
+          </w:p>
+        </w:tc>
+        <w:tc>
+          <w:tcPr>
+            <w:tcW w:type="pct" w:w="22%"/>
+            <w:tcBorders>
+              <w:top w:val="single" w:color="999999" w:sz="4"/>
+              <w:left w:val="single" w:color="999999" w:sz="4"/>
+              <w:bottom w:val="single" w:color="999999" w:sz="4"/>
+              <w:right w:val="single" w:color="999999" w:sz="4"/>
+            </w:tcBorders>
+            <w:shd w:fill="E8E8E8" w:val="clear"/>
+          </w:tcPr>
+          <w:p>
+            <w:r>
+              <w:rPr>
+                <w:b w:val="0"/>
+              </w:rPr>
+              <w:t>corrective and preventive action</w:t>
+            </w:r>
+          </w:p>
+        </w:tc>
+      </w:tr>
+      <w:tr>
+        <w:tc>
+          <w:tcPr>
+            <w:tcW w:type="pct" w:w="22%"/>
+            <w:tcBorders>
+              <w:top w:val="single" w:color="999999" w:sz="4"/>
+              <w:left w:val="single" w:color="999999" w:sz="4"/>
+              <w:bottom w:val="single" w:color="999999" w:sz="4"/>
+              <w:right w:val="single" w:color="999999" w:sz="4"/>
+            </w:tcBorders>
+            <w:shd w:fill="E8E8E8" w:val="clear"/>
+          </w:tcPr>
+          <w:p>
+            <w:r>
+              <w:rPr>
+                <w:b w:val="0"/>
+              </w:rPr>
+              <w:t>COP</w:t>
+            </w:r>
+          </w:p>
+        </w:tc>
+        <w:tc>
+          <w:tcPr>
+            <w:tcW w:type="pct" w:w="22%"/>
+            <w:tcBorders>
+              <w:top w:val="single" w:color="999999" w:sz="4"/>
+              <w:left w:val="single" w:color="999999" w:sz="4"/>
+              <w:bottom w:val="single" w:color="999999" w:sz="4"/>
+              <w:right w:val="single" w:color="999999" w:sz="4"/>
+            </w:tcBorders>
+            <w:shd w:fill="E8E8E8" w:val="clear"/>
+          </w:tcPr>
+          <w:p>
+            <w:r>
+              <w:rPr>
+                <w:b w:val="0"/>
+              </w:rPr>
+              <w:t>Care of Patients (NABH SHCO chapter 5)</w:t>
+            </w:r>
+          </w:p>
+        </w:tc>
+      </w:tr>
+      <w:tr>
+        <w:tc>
+          <w:tcPr>
+            <w:tcW w:type="pct" w:w="22%"/>
+            <w:tcBorders>
+              <w:top w:val="single" w:color="999999" w:sz="4"/>
+              <w:left w:val="single" w:color="999999" w:sz="4"/>
+              <w:bottom w:val="single" w:color="999999" w:sz="4"/>
+              <w:right w:val="single" w:color="999999" w:sz="4"/>
+            </w:tcBorders>
+            <w:shd w:fill="E8E8E8" w:val="clear"/>
+          </w:tcPr>
+          <w:p>
+            <w:r>
+              <w:rPr>
+                <w:b w:val="0"/>
+              </w:rPr>
+              <w:t>FMS</w:t>
+            </w:r>
+          </w:p>
+        </w:tc>
+        <w:tc>
+          <w:tcPr>
+            <w:tcW w:type="pct" w:w="22%"/>
+            <w:tcBorders>
+              <w:top w:val="single" w:color="999999" w:sz="4"/>
+              <w:left w:val="single" w:color="999999" w:sz="4"/>
+              <w:bottom w:val="single" w:color="999999" w:sz="4"/>
+              <w:right w:val="single" w:color="999999" w:sz="4"/>
+            </w:tcBorders>
+            <w:shd w:fill="E8E8E8" w:val="clear"/>
+          </w:tcPr>
+          <w:p>
+            <w:r>
+              <w:rPr>
+                <w:b w:val="0"/>
+              </w:rPr>
+              <w:t>Facility Management and Safety (NABH SHCO chapter 7)</w:t>
+            </w:r>
+          </w:p>
+        </w:tc>
+      </w:tr>
+      <w:tr>
+        <w:tc>
+          <w:tcPr>
+            <w:tcW w:type="pct" w:w="22%"/>
+            <w:tcBorders>
+              <w:top w:val="single" w:color="999999" w:sz="4"/>
+              <w:left w:val="single" w:color="999999" w:sz="4"/>
+              <w:bottom w:val="single" w:color="999999" w:sz="4"/>
+              <w:right w:val="single" w:color="999999" w:sz="4"/>
+            </w:tcBorders>
+            <w:shd w:fill="E8E8E8" w:val="clear"/>
+          </w:tcPr>
+          <w:p>
+            <w:r>
+              <w:rPr>
+                <w:b w:val="0"/>
+              </w:rPr>
+              <w:t>HRM</w:t>
+            </w:r>
+          </w:p>
+        </w:tc>
+        <w:tc>
+          <w:tcPr>
+            <w:tcW w:type="pct" w:w="22%"/>
+            <w:tcBorders>
+              <w:top w:val="single" w:color="999999" w:sz="4"/>
+              <w:left w:val="single" w:color="999999" w:sz="4"/>
+              <w:bottom w:val="single" w:color="999999" w:sz="4"/>
+              <w:right w:val="single" w:color="999999" w:sz="4"/>
+            </w:tcBorders>
+            <w:shd w:fill="E8E8E8" w:val="clear"/>
+          </w:tcPr>
+          <w:p>
+            <w:r>
+              <w:rPr>
+                <w:b w:val="0"/>
+              </w:rPr>
+              <w:t>Human Resource Management (NABH SHCO chapter 8)</w:t>
+            </w:r>
+          </w:p>
+        </w:tc>
+      </w:tr>
+      <w:tr>
+        <w:tc>
+          <w:tcPr>
+            <w:tcW w:type="pct" w:w="22%"/>
+            <w:tcBorders>
+              <w:top w:val="single" w:color="999999" w:sz="4"/>
+              <w:left w:val="single" w:color="999999" w:sz="4"/>
+              <w:bottom w:val="single" w:color="999999" w:sz="4"/>
+              <w:right w:val="single" w:color="999999" w:sz="4"/>
+            </w:tcBorders>
+            <w:shd w:fill="E8E8E8" w:val="clear"/>
+          </w:tcPr>
+          <w:p>
+            <w:r>
+              <w:rPr>
+                <w:b w:val="0"/>
+              </w:rPr>
+              <w:t>NABH</w:t>
+            </w:r>
+          </w:p>
+        </w:tc>
+        <w:tc>
+          <w:tcPr>
+            <w:tcW w:type="pct" w:w="22%"/>
+            <w:tcBorders>
+              <w:top w:val="single" w:color="999999" w:sz="4"/>
+              <w:left w:val="single" w:color="999999" w:sz="4"/>
+              <w:bottom w:val="single" w:color="999999" w:sz="4"/>
+              <w:right w:val="single" w:color="999999" w:sz="4"/>
+            </w:tcBorders>
+            <w:shd w:fill="E8E8E8" w:val="clear"/>
+          </w:tcPr>
+          <w:p>
+            <w:r>
+              <w:rPr>
+                <w:b w:val="0"/>
+              </w:rPr>
+              <w:t>National Accreditation Board for Hospitals and Healthcare Providers</w:t>
+            </w:r>
+          </w:p>
+        </w:tc>
+      </w:tr>
+      <w:tr>
+        <w:tc>
+          <w:tcPr>
+            <w:tcW w:type="pct" w:w="22%"/>
+            <w:tcBorders>
+              <w:top w:val="single" w:color="999999" w:sz="4"/>
+              <w:left w:val="single" w:color="999999" w:sz="4"/>
+              <w:bottom w:val="single" w:color="999999" w:sz="4"/>
+              <w:right w:val="single" w:color="999999" w:sz="4"/>
+            </w:tcBorders>
+            <w:shd w:fill="E8E8E8" w:val="clear"/>
+          </w:tcPr>
+          <w:p>
+            <w:r>
+              <w:rPr>
+                <w:b w:val="0"/>
+              </w:rPr>
+              <w:t>OE</w:t>
+            </w:r>
+          </w:p>
+        </w:tc>
+        <w:tc>
+          <w:tcPr>
+            <w:tcW w:type="pct" w:w="22%"/>
+            <w:tcBorders>
+              <w:top w:val="single" w:color="999999" w:sz="4"/>
+              <w:left w:val="single" w:color="999999" w:sz="4"/>
+              <w:bottom w:val="single" w:color="999999" w:sz="4"/>
+              <w:right w:val="single" w:color="999999" w:sz="4"/>
+            </w:tcBorders>
+            <w:shd w:fill="E8E8E8" w:val="clear"/>
+          </w:tcPr>
+          <w:p>
+            <w:r>
+              <w:rPr>
+                <w:b w:val="0"/>
+              </w:rPr>
+              <w:t>objective element</w:t>
+            </w:r>
+          </w:p>
+        </w:tc>
+      </w:tr>
+      <w:tr>
+        <w:tc>
+          <w:tcPr>
+            <w:tcW w:type="pct" w:w="22%"/>
+            <w:tcBorders>
+              <w:top w:val="single" w:color="999999" w:sz="4"/>
+              <w:left w:val="single" w:color="999999" w:sz="4"/>
+              <w:bottom w:val="single" w:color="999999" w:sz="4"/>
+              <w:right w:val="single" w:color="999999" w:sz="4"/>
+            </w:tcBorders>
+            <w:shd w:fill="E8E8E8" w:val="clear"/>
+          </w:tcPr>
+          <w:p>
+            <w:r>
+              <w:rPr>
+                <w:b w:val="0"/>
+              </w:rPr>
+              <w:t>PSQ</w:t>
+            </w:r>
+          </w:p>
+        </w:tc>
+        <w:tc>
+          <w:tcPr>
+            <w:tcW w:type="pct" w:w="22%"/>
+            <w:tcBorders>
+              <w:top w:val="single" w:color="999999" w:sz="4"/>
+              <w:left w:val="single" w:color="999999" w:sz="4"/>
+              <w:bottom w:val="single" w:color="999999" w:sz="4"/>
+              <w:right w:val="single" w:color="999999" w:sz="4"/>
+            </w:tcBorders>
+            <w:shd w:fill="E8E8E8" w:val="clear"/>
+          </w:tcPr>
+          <w:p>
+            <w:r>
+              <w:rPr>
+                <w:b w:val="0"/>
+              </w:rPr>
+              <w:t>Patient Safety and Quality Improvement (NABH SHCO chapter 9)</w:t>
+            </w:r>
+          </w:p>
+        </w:tc>
+      </w:tr>
+      <w:tr>
+        <w:tc>
+          <w:tcPr>
+            <w:tcW w:type="pct" w:w="22%"/>
+            <w:tcBorders>
+              <w:top w:val="single" w:color="999999" w:sz="4"/>
+              <w:left w:val="single" w:color="999999" w:sz="4"/>
+              <w:bottom w:val="single" w:color="999999" w:sz="4"/>
+              <w:right w:val="single" w:color="999999" w:sz="4"/>
+            </w:tcBorders>
+            <w:shd w:fill="E8E8E8" w:val="clear"/>
+          </w:tcPr>
+          <w:p>
+            <w:r>
+              <w:rPr>
+                <w:b w:val="0"/>
+              </w:rPr>
+              <w:t>QI</w:t>
+            </w:r>
+          </w:p>
+        </w:tc>
+        <w:tc>
+          <w:tcPr>
+            <w:tcW w:type="pct" w:w="22%"/>
+            <w:tcBorders>
+              <w:top w:val="single" w:color="999999" w:sz="4"/>
+              <w:left w:val="single" w:color="999999" w:sz="4"/>
+              <w:bottom w:val="single" w:color="999999" w:sz="4"/>
+              <w:right w:val="single" w:color="999999" w:sz="4"/>
+            </w:tcBorders>
+            <w:shd w:fill="E8E8E8" w:val="clear"/>
+          </w:tcPr>
+          <w:p>
+            <w:r>
+              <w:rPr>
+                <w:b w:val="0"/>
+              </w:rPr>
+              <w:t>quality improvement</w:t>
+            </w:r>
+          </w:p>
+        </w:tc>
+      </w:tr>
+      <w:tr>
+        <w:tc>
+          <w:tcPr>
+            <w:tcW w:type="pct" w:w="22%"/>
+            <w:tcBorders>
+              <w:top w:val="single" w:color="999999" w:sz="4"/>
+              <w:left w:val="single" w:color="999999" w:sz="4"/>
+              <w:bottom w:val="single" w:color="999999" w:sz="4"/>
+              <w:right w:val="single" w:color="999999" w:sz="4"/>
+            </w:tcBorders>
+            <w:shd w:fill="E8E8E8" w:val="clear"/>
+          </w:tcPr>
+          <w:p>
+            <w:r>
+              <w:rPr>
+                <w:b w:val="0"/>
+              </w:rPr>
+              <w:t>ROM</w:t>
+            </w:r>
+          </w:p>
+        </w:tc>
+        <w:tc>
+          <w:tcPr>
+            <w:tcW w:type="pct" w:w="22%"/>
+            <w:tcBorders>
+              <w:top w:val="single" w:color="999999" w:sz="4"/>
+              <w:left w:val="single" w:color="999999" w:sz="4"/>
+              <w:bottom w:val="single" w:color="999999" w:sz="4"/>
+              <w:right w:val="single" w:color="999999" w:sz="4"/>
+            </w:tcBorders>
+            <w:shd w:fill="E8E8E8" w:val="clear"/>
+          </w:tcPr>
+          <w:p>
+            <w:r>
+              <w:rPr>
+                <w:b w:val="0"/>
+              </w:rPr>
+              <w:t>Responsibilities of Management (NABH SHCO chapter 6)</w:t>
+            </w:r>
+          </w:p>
+        </w:tc>
+      </w:tr>
+      <w:tr>
+        <w:tc>
+          <w:tcPr>
+            <w:tcW w:type="pct" w:w="22%"/>
+            <w:tcBorders>
+              <w:top w:val="single" w:color="999999" w:sz="4"/>
+              <w:left w:val="single" w:color="999999" w:sz="4"/>
+              <w:bottom w:val="single" w:color="999999" w:sz="4"/>
+              <w:right w:val="single" w:color="999999" w:sz="4"/>
+            </w:tcBorders>
+            <w:shd w:fill="E8E8E8" w:val="clear"/>
+          </w:tcPr>
+          <w:p>
+            <w:r>
+              <w:rPr>
+                <w:b w:val="0"/>
+              </w:rPr>
+              <w:t>SHCO</w:t>
+            </w:r>
+          </w:p>
+        </w:tc>
+        <w:tc>
+          <w:tcPr>
+            <w:tcW w:type="pct" w:w="22%"/>
+            <w:tcBorders>
+              <w:top w:val="single" w:color="999999" w:sz="4"/>
+              <w:left w:val="single" w:color="999999" w:sz="4"/>
+              <w:bottom w:val="single" w:color="999999" w:sz="4"/>
+              <w:right w:val="single" w:color="999999" w:sz="4"/>
+            </w:tcBorders>
+            <w:shd w:fill="E8E8E8" w:val="clear"/>
+          </w:tcPr>
+          <w:p>
+            <w:r>
+              <w:rPr>
+                <w:b w:val="0"/>
+              </w:rPr>
+              <w:t>Standards for Small Healthcare Organisations</w:t>
+            </w:r>
+          </w:p>
+        </w:tc>
+      </w:tr>
+    </w:tbl>
+    <w:p>
+      <w:pPr>
+        <w:pStyle w:val="Heading1"/>
+        <w:spacing w:after="120" w:before="280"/>
+      </w:pPr>
+      <w:r>
+        <w:t>11. Traceability to NABH SHCO 3rd Edition HRM.3</w:t>
+      </w:r>
+    </w:p>
+    <w:p>
+      <w:pPr>
+        <w:spacing w:after="120"/>
+      </w:pPr>
+      <w:r>
+        <w:rPr>
+          <w:i/>
+          <w:iCs/>
+          <w:sz w:val="20"/>
+          <w:szCs w:val="20"/>
+        </w:rPr>
+        <w:t xml:space="preserve">This table is an index. It is not how the policy is organised.</w:t>
+      </w:r>
+    </w:p>
     <w:tbl>
       <w:tblPr>
         <w:tblW w:type="pct" w:w="100%"/>
@@ -3230,574 +3798,6 @@
         </w:tc>
       </w:tr>
     </w:tbl>
-    <w:p>
-      <w:pPr>
-        <w:pStyle w:val="Heading1"/>
-        <w:spacing w:after="120" w:before="280"/>
-      </w:pPr>
-      <w:r>
-        <w:t>9. Distribution</w:t>
-      </w:r>
-    </w:p>
-    <w:p>
-      <w:pPr>
-        <w:spacing w:after="140"/>
-      </w:pPr>
-      <w:r>
-        <w:rPr>
-          <w:sz w:val="22"/>
-          <w:szCs w:val="22"/>
-        </w:rPr>
-        <w:t xml:space="preserve">Official master copy: office of the Medical Superintendent, «Hospital Name», with the Training Coordinator.</w:t>
-      </w:r>
-    </w:p>
-    <w:p>
-      <w:pPr>
-        <w:spacing w:after="140"/>
-      </w:pPr>
-      <w:r>
-        <w:rPr>
-          <w:sz w:val="22"/>
-          <w:szCs w:val="22"/>
-        </w:rPr>
-        <w:t xml:space="preserve">Copies issued to: department heads; quality office; all clinical and support areas.</w:t>
-      </w:r>
-    </w:p>
-    <w:p>
-      <w:pPr>
-        <w:spacing w:after="140"/>
-      </w:pPr>
-      <w:r>
-        <w:rPr>
-          <w:sz w:val="22"/>
-          <w:szCs w:val="22"/>
-        </w:rPr>
-        <w:t xml:space="preserve">The current version is available to all staff at the «HR office policy file» and, if the hospital keeps an intranet, at «staff intranet / policies».</w:t>
-      </w:r>
-    </w:p>
-    <w:p>
-      <w:pPr>
-        <w:spacing w:after="140"/>
-      </w:pPr>
-      <w:r>
-        <w:rPr>
-          <w:sz w:val="22"/>
-          <w:szCs w:val="22"/>
-        </w:rPr>
-        <w:t xml:space="preserve">When a new version is issued, take old copies out of use.</w:t>
-      </w:r>
-    </w:p>
-    <w:p>
-      <w:pPr>
-        <w:pStyle w:val="Heading1"/>
-        <w:spacing w:after="120" w:before="280"/>
-      </w:pPr>
-      <w:r>
-        <w:t>10. Abbreviations</w:t>
-      </w:r>
-    </w:p>
-    <w:tbl>
-      <w:tblPr>
-        <w:tblW w:type="pct" w:w="100%"/>
-        <w:tblBorders>
-          <w:top w:val="single" w:color="auto" w:sz="4"/>
-          <w:left w:val="single" w:color="auto" w:sz="4"/>
-          <w:bottom w:val="single" w:color="auto" w:sz="4"/>
-          <w:right w:val="single" w:color="auto" w:sz="4"/>
-          <w:insideH w:val="single" w:color="auto" w:sz="4"/>
-          <w:insideV w:val="single" w:color="auto" w:sz="4"/>
-        </w:tblBorders>
-      </w:tblPr>
-      <w:tblGrid>
-        <w:gridCol w:w="100"/>
-        <w:gridCol w:w="100"/>
-      </w:tblGrid>
-      <w:tr>
-        <w:tc>
-          <w:tcPr>
-            <w:tcW w:type="pct" w:w="22%"/>
-            <w:tcBorders>
-              <w:top w:val="single" w:color="999999" w:sz="4"/>
-              <w:left w:val="single" w:color="999999" w:sz="4"/>
-              <w:bottom w:val="single" w:color="999999" w:sz="4"/>
-              <w:right w:val="single" w:color="999999" w:sz="4"/>
-            </w:tcBorders>
-            <w:shd w:fill="E8E8E8" w:val="clear"/>
-          </w:tcPr>
-          <w:p>
-            <w:r>
-              <w:rPr>
-                <w:b/>
-              </w:rPr>
-              <w:t>Abbreviation</w:t>
-            </w:r>
-          </w:p>
-        </w:tc>
-        <w:tc>
-          <w:tcPr>
-            <w:tcW w:type="pct" w:w="22%"/>
-            <w:tcBorders>
-              <w:top w:val="single" w:color="999999" w:sz="4"/>
-              <w:left w:val="single" w:color="999999" w:sz="4"/>
-              <w:bottom w:val="single" w:color="999999" w:sz="4"/>
-              <w:right w:val="single" w:color="999999" w:sz="4"/>
-            </w:tcBorders>
-            <w:shd w:fill="E8E8E8" w:val="clear"/>
-          </w:tcPr>
-          <w:p>
-            <w:r>
-              <w:rPr>
-                <w:b/>
-              </w:rPr>
-              <w:t>Meaning</w:t>
-            </w:r>
-          </w:p>
-        </w:tc>
-      </w:tr>
-      <w:tr>
-        <w:tc>
-          <w:tcPr>
-            <w:tcW w:type="pct" w:w="22%"/>
-            <w:tcBorders>
-              <w:top w:val="single" w:color="999999" w:sz="4"/>
-              <w:left w:val="single" w:color="999999" w:sz="4"/>
-              <w:bottom w:val="single" w:color="999999" w:sz="4"/>
-              <w:right w:val="single" w:color="999999" w:sz="4"/>
-            </w:tcBorders>
-            <w:shd w:fill="E8E8E8" w:val="clear"/>
-          </w:tcPr>
-          <w:p>
-            <w:r>
-              <w:rPr>
-                <w:b w:val="0"/>
-              </w:rPr>
-              <w:t>CAPA</w:t>
-            </w:r>
-          </w:p>
-        </w:tc>
-        <w:tc>
-          <w:tcPr>
-            <w:tcW w:type="pct" w:w="22%"/>
-            <w:tcBorders>
-              <w:top w:val="single" w:color="999999" w:sz="4"/>
-              <w:left w:val="single" w:color="999999" w:sz="4"/>
-              <w:bottom w:val="single" w:color="999999" w:sz="4"/>
-              <w:right w:val="single" w:color="999999" w:sz="4"/>
-            </w:tcBorders>
-            <w:shd w:fill="E8E8E8" w:val="clear"/>
-          </w:tcPr>
-          <w:p>
-            <w:r>
-              <w:rPr>
-                <w:b w:val="0"/>
-              </w:rPr>
-              <w:t>corrective and preventive action</w:t>
-            </w:r>
-          </w:p>
-        </w:tc>
-      </w:tr>
-      <w:tr>
-        <w:tc>
-          <w:tcPr>
-            <w:tcW w:type="pct" w:w="22%"/>
-            <w:tcBorders>
-              <w:top w:val="single" w:color="999999" w:sz="4"/>
-              <w:left w:val="single" w:color="999999" w:sz="4"/>
-              <w:bottom w:val="single" w:color="999999" w:sz="4"/>
-              <w:right w:val="single" w:color="999999" w:sz="4"/>
-            </w:tcBorders>
-            <w:shd w:fill="E8E8E8" w:val="clear"/>
-          </w:tcPr>
-          <w:p>
-            <w:r>
-              <w:rPr>
-                <w:b w:val="0"/>
-              </w:rPr>
-              <w:t>COP</w:t>
-            </w:r>
-          </w:p>
-        </w:tc>
-        <w:tc>
-          <w:tcPr>
-            <w:tcW w:type="pct" w:w="22%"/>
-            <w:tcBorders>
-              <w:top w:val="single" w:color="999999" w:sz="4"/>
-              <w:left w:val="single" w:color="999999" w:sz="4"/>
-              <w:bottom w:val="single" w:color="999999" w:sz="4"/>
-              <w:right w:val="single" w:color="999999" w:sz="4"/>
-            </w:tcBorders>
-            <w:shd w:fill="E8E8E8" w:val="clear"/>
-          </w:tcPr>
-          <w:p>
-            <w:r>
-              <w:rPr>
-                <w:b w:val="0"/>
-              </w:rPr>
-              <w:t>Care of Patients (NABH SHCO chapter 5)</w:t>
-            </w:r>
-          </w:p>
-        </w:tc>
-      </w:tr>
-      <w:tr>
-        <w:tc>
-          <w:tcPr>
-            <w:tcW w:type="pct" w:w="22%"/>
-            <w:tcBorders>
-              <w:top w:val="single" w:color="999999" w:sz="4"/>
-              <w:left w:val="single" w:color="999999" w:sz="4"/>
-              <w:bottom w:val="single" w:color="999999" w:sz="4"/>
-              <w:right w:val="single" w:color="999999" w:sz="4"/>
-            </w:tcBorders>
-            <w:shd w:fill="E8E8E8" w:val="clear"/>
-          </w:tcPr>
-          <w:p>
-            <w:r>
-              <w:rPr>
-                <w:b w:val="0"/>
-              </w:rPr>
-              <w:t>FMS</w:t>
-            </w:r>
-          </w:p>
-        </w:tc>
-        <w:tc>
-          <w:tcPr>
-            <w:tcW w:type="pct" w:w="22%"/>
-            <w:tcBorders>
-              <w:top w:val="single" w:color="999999" w:sz="4"/>
-              <w:left w:val="single" w:color="999999" w:sz="4"/>
-              <w:bottom w:val="single" w:color="999999" w:sz="4"/>
-              <w:right w:val="single" w:color="999999" w:sz="4"/>
-            </w:tcBorders>
-            <w:shd w:fill="E8E8E8" w:val="clear"/>
-          </w:tcPr>
-          <w:p>
-            <w:r>
-              <w:rPr>
-                <w:b w:val="0"/>
-              </w:rPr>
-              <w:t>Facility Management and Safety (NABH SHCO chapter 7)</w:t>
-            </w:r>
-          </w:p>
-        </w:tc>
-      </w:tr>
-      <w:tr>
-        <w:tc>
-          <w:tcPr>
-            <w:tcW w:type="pct" w:w="22%"/>
-            <w:tcBorders>
-              <w:top w:val="single" w:color="999999" w:sz="4"/>
-              <w:left w:val="single" w:color="999999" w:sz="4"/>
-              <w:bottom w:val="single" w:color="999999" w:sz="4"/>
-              <w:right w:val="single" w:color="999999" w:sz="4"/>
-            </w:tcBorders>
-            <w:shd w:fill="E8E8E8" w:val="clear"/>
-          </w:tcPr>
-          <w:p>
-            <w:r>
-              <w:rPr>
-                <w:b w:val="0"/>
-              </w:rPr>
-              <w:t>HRM</w:t>
-            </w:r>
-          </w:p>
-        </w:tc>
-        <w:tc>
-          <w:tcPr>
-            <w:tcW w:type="pct" w:w="22%"/>
-            <w:tcBorders>
-              <w:top w:val="single" w:color="999999" w:sz="4"/>
-              <w:left w:val="single" w:color="999999" w:sz="4"/>
-              <w:bottom w:val="single" w:color="999999" w:sz="4"/>
-              <w:right w:val="single" w:color="999999" w:sz="4"/>
-            </w:tcBorders>
-            <w:shd w:fill="E8E8E8" w:val="clear"/>
-          </w:tcPr>
-          <w:p>
-            <w:r>
-              <w:rPr>
-                <w:b w:val="0"/>
-              </w:rPr>
-              <w:t>Human Resource Management (NABH SHCO chapter 8)</w:t>
-            </w:r>
-          </w:p>
-        </w:tc>
-      </w:tr>
-      <w:tr>
-        <w:tc>
-          <w:tcPr>
-            <w:tcW w:type="pct" w:w="22%"/>
-            <w:tcBorders>
-              <w:top w:val="single" w:color="999999" w:sz="4"/>
-              <w:left w:val="single" w:color="999999" w:sz="4"/>
-              <w:bottom w:val="single" w:color="999999" w:sz="4"/>
-              <w:right w:val="single" w:color="999999" w:sz="4"/>
-            </w:tcBorders>
-            <w:shd w:fill="E8E8E8" w:val="clear"/>
-          </w:tcPr>
-          <w:p>
-            <w:r>
-              <w:rPr>
-                <w:b w:val="0"/>
-              </w:rPr>
-              <w:t>NABH</w:t>
-            </w:r>
-          </w:p>
-        </w:tc>
-        <w:tc>
-          <w:tcPr>
-            <w:tcW w:type="pct" w:w="22%"/>
-            <w:tcBorders>
-              <w:top w:val="single" w:color="999999" w:sz="4"/>
-              <w:left w:val="single" w:color="999999" w:sz="4"/>
-              <w:bottom w:val="single" w:color="999999" w:sz="4"/>
-              <w:right w:val="single" w:color="999999" w:sz="4"/>
-            </w:tcBorders>
-            <w:shd w:fill="E8E8E8" w:val="clear"/>
-          </w:tcPr>
-          <w:p>
-            <w:r>
-              <w:rPr>
-                <w:b w:val="0"/>
-              </w:rPr>
-              <w:t>National Accreditation Board for Hospitals and Healthcare Providers</w:t>
-            </w:r>
-          </w:p>
-        </w:tc>
-      </w:tr>
-      <w:tr>
-        <w:tc>
-          <w:tcPr>
-            <w:tcW w:type="pct" w:w="22%"/>
-            <w:tcBorders>
-              <w:top w:val="single" w:color="999999" w:sz="4"/>
-              <w:left w:val="single" w:color="999999" w:sz="4"/>
-              <w:bottom w:val="single" w:color="999999" w:sz="4"/>
-              <w:right w:val="single" w:color="999999" w:sz="4"/>
-            </w:tcBorders>
-            <w:shd w:fill="E8E8E8" w:val="clear"/>
-          </w:tcPr>
-          <w:p>
-            <w:r>
-              <w:rPr>
-                <w:b w:val="0"/>
-              </w:rPr>
-              <w:t>OE</w:t>
-            </w:r>
-          </w:p>
-        </w:tc>
-        <w:tc>
-          <w:tcPr>
-            <w:tcW w:type="pct" w:w="22%"/>
-            <w:tcBorders>
-              <w:top w:val="single" w:color="999999" w:sz="4"/>
-              <w:left w:val="single" w:color="999999" w:sz="4"/>
-              <w:bottom w:val="single" w:color="999999" w:sz="4"/>
-              <w:right w:val="single" w:color="999999" w:sz="4"/>
-            </w:tcBorders>
-            <w:shd w:fill="E8E8E8" w:val="clear"/>
-          </w:tcPr>
-          <w:p>
-            <w:r>
-              <w:rPr>
-                <w:b w:val="0"/>
-              </w:rPr>
-              <w:t>objective element</w:t>
-            </w:r>
-          </w:p>
-        </w:tc>
-      </w:tr>
-      <w:tr>
-        <w:tc>
-          <w:tcPr>
-            <w:tcW w:type="pct" w:w="22%"/>
-            <w:tcBorders>
-              <w:top w:val="single" w:color="999999" w:sz="4"/>
-              <w:left w:val="single" w:color="999999" w:sz="4"/>
-              <w:bottom w:val="single" w:color="999999" w:sz="4"/>
-              <w:right w:val="single" w:color="999999" w:sz="4"/>
-            </w:tcBorders>
-            <w:shd w:fill="E8E8E8" w:val="clear"/>
-          </w:tcPr>
-          <w:p>
-            <w:r>
-              <w:rPr>
-                <w:b w:val="0"/>
-              </w:rPr>
-              <w:t>PSQ</w:t>
-            </w:r>
-          </w:p>
-        </w:tc>
-        <w:tc>
-          <w:tcPr>
-            <w:tcW w:type="pct" w:w="22%"/>
-            <w:tcBorders>
-              <w:top w:val="single" w:color="999999" w:sz="4"/>
-              <w:left w:val="single" w:color="999999" w:sz="4"/>
-              <w:bottom w:val="single" w:color="999999" w:sz="4"/>
-              <w:right w:val="single" w:color="999999" w:sz="4"/>
-            </w:tcBorders>
-            <w:shd w:fill="E8E8E8" w:val="clear"/>
-          </w:tcPr>
-          <w:p>
-            <w:r>
-              <w:rPr>
-                <w:b w:val="0"/>
-              </w:rPr>
-              <w:t>Patient Safety and Quality Improvement (NABH SHCO chapter 9)</w:t>
-            </w:r>
-          </w:p>
-        </w:tc>
-      </w:tr>
-      <w:tr>
-        <w:tc>
-          <w:tcPr>
-            <w:tcW w:type="pct" w:w="22%"/>
-            <w:tcBorders>
-              <w:top w:val="single" w:color="999999" w:sz="4"/>
-              <w:left w:val="single" w:color="999999" w:sz="4"/>
-              <w:bottom w:val="single" w:color="999999" w:sz="4"/>
-              <w:right w:val="single" w:color="999999" w:sz="4"/>
-            </w:tcBorders>
-            <w:shd w:fill="E8E8E8" w:val="clear"/>
-          </w:tcPr>
-          <w:p>
-            <w:r>
-              <w:rPr>
-                <w:b w:val="0"/>
-              </w:rPr>
-              <w:t>QI</w:t>
-            </w:r>
-          </w:p>
-        </w:tc>
-        <w:tc>
-          <w:tcPr>
-            <w:tcW w:type="pct" w:w="22%"/>
-            <w:tcBorders>
-              <w:top w:val="single" w:color="999999" w:sz="4"/>
-              <w:left w:val="single" w:color="999999" w:sz="4"/>
-              <w:bottom w:val="single" w:color="999999" w:sz="4"/>
-              <w:right w:val="single" w:color="999999" w:sz="4"/>
-            </w:tcBorders>
-            <w:shd w:fill="E8E8E8" w:val="clear"/>
-          </w:tcPr>
-          <w:p>
-            <w:r>
-              <w:rPr>
-                <w:b w:val="0"/>
-              </w:rPr>
-              <w:t>quality improvement</w:t>
-            </w:r>
-          </w:p>
-        </w:tc>
-      </w:tr>
-      <w:tr>
-        <w:tc>
-          <w:tcPr>
-            <w:tcW w:type="pct" w:w="22%"/>
-            <w:tcBorders>
-              <w:top w:val="single" w:color="999999" w:sz="4"/>
-              <w:left w:val="single" w:color="999999" w:sz="4"/>
-              <w:bottom w:val="single" w:color="999999" w:sz="4"/>
-              <w:right w:val="single" w:color="999999" w:sz="4"/>
-            </w:tcBorders>
-            <w:shd w:fill="E8E8E8" w:val="clear"/>
-          </w:tcPr>
-          <w:p>
-            <w:r>
-              <w:rPr>
-                <w:b w:val="0"/>
-              </w:rPr>
-              <w:t>ROM</w:t>
-            </w:r>
-          </w:p>
-        </w:tc>
-        <w:tc>
-          <w:tcPr>
-            <w:tcW w:type="pct" w:w="22%"/>
-            <w:tcBorders>
-              <w:top w:val="single" w:color="999999" w:sz="4"/>
-              <w:left w:val="single" w:color="999999" w:sz="4"/>
-              <w:bottom w:val="single" w:color="999999" w:sz="4"/>
-              <w:right w:val="single" w:color="999999" w:sz="4"/>
-            </w:tcBorders>
-            <w:shd w:fill="E8E8E8" w:val="clear"/>
-          </w:tcPr>
-          <w:p>
-            <w:r>
-              <w:rPr>
-                <w:b w:val="0"/>
-              </w:rPr>
-              <w:t>Responsibilities of Management (NABH SHCO chapter 6)</w:t>
-            </w:r>
-          </w:p>
-        </w:tc>
-      </w:tr>
-      <w:tr>
-        <w:tc>
-          <w:tcPr>
-            <w:tcW w:type="pct" w:w="22%"/>
-            <w:tcBorders>
-              <w:top w:val="single" w:color="999999" w:sz="4"/>
-              <w:left w:val="single" w:color="999999" w:sz="4"/>
-              <w:bottom w:val="single" w:color="999999" w:sz="4"/>
-              <w:right w:val="single" w:color="999999" w:sz="4"/>
-            </w:tcBorders>
-            <w:shd w:fill="E8E8E8" w:val="clear"/>
-          </w:tcPr>
-          <w:p>
-            <w:r>
-              <w:rPr>
-                <w:b w:val="0"/>
-              </w:rPr>
-              <w:t>SHCO</w:t>
-            </w:r>
-          </w:p>
-        </w:tc>
-        <w:tc>
-          <w:tcPr>
-            <w:tcW w:type="pct" w:w="22%"/>
-            <w:tcBorders>
-              <w:top w:val="single" w:color="999999" w:sz="4"/>
-              <w:left w:val="single" w:color="999999" w:sz="4"/>
-              <w:bottom w:val="single" w:color="999999" w:sz="4"/>
-              <w:right w:val="single" w:color="999999" w:sz="4"/>
-            </w:tcBorders>
-            <w:shd w:fill="E8E8E8" w:val="clear"/>
-          </w:tcPr>
-          <w:p>
-            <w:r>
-              <w:rPr>
-                <w:b w:val="0"/>
-              </w:rPr>
-              <w:t>Standards for Small Healthcare Organisations</w:t>
-            </w:r>
-          </w:p>
-        </w:tc>
-      </w:tr>
-    </w:tbl>
-    <w:p>
-      <w:pPr>
-        <w:pStyle w:val="Heading1"/>
-        <w:spacing w:after="120" w:before="280"/>
-      </w:pPr>
-      <w:r>
-        <w:t>11. Traceability to NABH SHCO 3rd Edition HRM.3</w:t>
-      </w:r>
-    </w:p>
-    <w:p>
-      <w:pPr>
-        <w:spacing w:after="120"/>
-      </w:pPr>
-      <w:r>
-        <w:rPr>
-          <w:i/>
-          <w:iCs/>
-          <w:sz w:val="20"/>
-          <w:szCs w:val="20"/>
-        </w:rPr>
-        <w:t xml:space="preserve">This table is an index. It is not how the policy is organised.</w:t>
-      </w:r>
-    </w:p>
     <w:p>
       <w:pPr>
         <w:pStyle w:val="Heading1"/>

--- a/policies/build/masters/HRM.3_v2_master.docx
+++ b/policies/build/masters/HRM.3_v2_master.docx
@@ -682,18 +682,6 @@
     </w:p>
     <w:p>
       <w:pPr>
-        <w:spacing w:after="140"/>
-      </w:pPr>
-      <w:r>
-        <w:rPr>
-          <w:sz w:val="22"/>
-          <w:szCs w:val="22"/>
-        </w:rPr>
-        <w:t xml:space="preserve">HRM.2 owns the training framework, calendar and effectiveness evaluation. ROM/COP own the hospital safety programme. PSQ.5 owns the incident system. COP.2 owns the disaster management plan. FMS.5 owns fire and non-fire emergency plans. PSQ.1 owns the QI programme.</w:t>
-      </w:r>
-    </w:p>
-    <w:p>
-      <w:pPr>
         <w:pStyle w:val="Heading1"/>
         <w:spacing w:after="120" w:before="280"/>
       </w:pPr>
@@ -715,18 +703,6 @@
     </w:p>
     <w:p>
       <w:pPr>
-        <w:spacing w:after="140"/>
-      </w:pPr>
-      <w:r>
-        <w:rPr>
-          <w:sz w:val="22"/>
-          <w:szCs w:val="22"/>
-        </w:rPr>
-        <w:t xml:space="preserve">It covers HRM.3.a–g as training-delivery requirements. It does not own: the safety programme content (ROM.4 / COP standards); the incident reporting and analysis system (PSQ.5); the disaster management plan (COP.2); fire and non-fire emergency plans (FMS.5); or the QI programme structure (PSQ.1).</w:t>
-      </w:r>
-    </w:p>
-    <w:p>
-      <w:pPr>
         <w:pStyle w:val="Heading1"/>
         <w:spacing w:after="120" w:before="280"/>
       </w:pPr>
@@ -755,7 +731,7 @@
           <w:sz w:val="22"/>
           <w:szCs w:val="22"/>
         </w:rPr>
-        <w:t xml:space="preserve">Staff members are made aware of procedures to follow in the event of an incident (per PSQ.5). Staff are trained in the disaster management plan (per COP.2), in handling fire and non-fire emergencies (per FMS.5), and in the quality improvement programme (per PSQ.1).</w:t>
+        <w:t>Staff members are made aware of procedures to follow in the event of an incident. Staff are trained in the disaster management plan, in handling fire and non-fire emergencies, and in the quality improvement programme.</w:t>
       </w:r>
     </w:p>
     <w:p>
@@ -824,7 +800,7 @@
           <w:sz w:val="22"/>
           <w:szCs w:val="22"/>
         </w:rPr>
-        <w:t xml:space="preserve">3. Every staff member knows how to report an incident per PSQ.5 — not only department heads.</w:t>
+        <w:t>3. Every staff member knows how to report an incident per the relevant policy — not only department heads.</w:t>
       </w:r>
     </w:p>
     <w:p>
@@ -848,7 +824,7 @@
           <w:sz w:val="22"/>
           <w:szCs w:val="22"/>
         </w:rPr>
-        <w:t xml:space="preserve">5. Disaster management plan training follows the COP.2 plan — not an improvised briefing.</w:t>
+        <w:t>5. Disaster management plan training follows the hospital's approved disaster plan — not an improvised briefing.</w:t>
       </w:r>
     </w:p>
     <w:p>
@@ -860,7 +836,7 @@
           <w:sz w:val="22"/>
           <w:szCs w:val="22"/>
         </w:rPr>
-        <w:t xml:space="preserve">6. Fire and non-fire emergency training follows the FMS.5 plans — not only a video.</w:t>
+        <w:t>6. Fire and non-fire emergency training follows the hospital's approved fire and emergency plans — not only a video.</w:t>
       </w:r>
     </w:p>
     <w:p>
@@ -872,7 +848,7 @@
           <w:sz w:val="22"/>
           <w:szCs w:val="22"/>
         </w:rPr>
-        <w:t xml:space="preserve">7. QI programme training ensures staff can participate in improvement activities per PSQ.1 — not only the Quality Coordinator.</w:t>
+        <w:t>7. QI programme training ensures staff can participate in improvement activities per the relevant policy — not only the Quality Coordinator.</w:t>
       </w:r>
     </w:p>
     <w:p>
@@ -914,7 +890,7 @@
           <w:sz w:val="22"/>
           <w:szCs w:val="22"/>
         </w:rPr>
-        <w:t xml:space="preserve">Staff are trained in the organisation's safety programme at «Hospital Name». The safety programme is owned by ROM.4 (organisational risk) and COP standards (clinical safety). This step owns training delivery, not programme content.</w:t>
+        <w:t>Staff are trained in the organisation's safety programme at «Hospital Name». The safety programme itself is set by governance and clinical-safety policy; this step covers training delivery, not programme content.</w:t>
       </w:r>
     </w:p>
     <w:p>
@@ -926,7 +902,7 @@
           <w:sz w:val="22"/>
           <w:szCs w:val="22"/>
         </w:rPr>
-        <w:t xml:space="preserve">The «Training Coordinator» schedules safety-programme training at induction and «annually». Content covers: the hospital safety structure; staff roles in safety; reporting channels; and key safety policies the hospital has adopted. Training attendance is recorded in the training matrix (HRM.2.c).</w:t>
+        <w:t>The «Training Coordinator» schedules safety-programme training at induction and «annually». Content covers: the hospital safety structure; staff roles in safety; reporting channels; and key safety policies the hospital has adopted. Training attendance is recorded in the training matrix.</w:t>
       </w:r>
     </w:p>
     <w:p>
@@ -947,7 +923,7 @@
           <w:sz w:val="22"/>
           <w:szCs w:val="22"/>
         </w:rPr>
-        <w:t xml:space="preserve">Staff are provided training in the detection, handling, minimisation and elimination of identified risks within the organisation's environment at «Hospital Name». Training covers: hazard identification in the workplace; near-miss reporting (PSQ.5); basic risk assessment; and escalation paths.</w:t>
+        <w:t>Staff are provided training in the detection, handling, minimisation and elimination of identified risks within the organisation's environment at «Hospital Name». Training covers: hazard identification in the workplace; near-miss reporting; basic risk assessment; and escalation paths.</w:t>
       </w:r>
     </w:p>
     <w:p>
@@ -959,7 +935,7 @@
           <w:sz w:val="22"/>
           <w:szCs w:val="22"/>
         </w:rPr>
-        <w:t xml:space="preserve">Department heads tailor content to unit-specific risks (for example medication errors in pharmacy, falls in wards, sharps in procedure areas). Training is refreshed «annually» or when a new risk is identified through PSQ.5 or ROM.4.</w:t>
+        <w:t>Department heads tailor content to unit-specific risks (for example medication errors in pharmacy, falls in wards, sharps in procedure areas). Training is refreshed «annually» or when a new risk is identified through incident reporting or the risk register.</w:t>
       </w:r>
     </w:p>
     <w:p>
@@ -980,7 +956,7 @@
           <w:sz w:val="22"/>
           <w:szCs w:val="22"/>
         </w:rPr>
-        <w:t xml:space="preserve">Staff members are made aware of procedures to follow in the event of an incident at «Hospital Name». PSQ.5 owns the incident reporting and analysis system. This step owns that every staff member knows how to report, what to do immediately after an incident, and whom to notify.</w:t>
+        <w:t>Staff members are made aware of procedures to follow in the event of an incident at «Hospital Name». This step owns that every staff member knows how to report, what to do immediately after an incident, and whom to notify.</w:t>
       </w:r>
     </w:p>
     <w:p>
@@ -1013,7 +989,7 @@
           <w:sz w:val="22"/>
           <w:szCs w:val="22"/>
         </w:rPr>
-        <w:t xml:space="preserve">Staff are trained in occupational safety aspects at «Hospital Name». Training covers hazards relevant to healthcare workers: manual handling and ergonomics; chemical exposure (pointer to FMS.2.g); electrical safety (pointer to FMS.2.e); workplace violence (pointer to HRM.5.d); and infection-control occupational practices (pointer to HIC.4 for exposure response).</w:t>
+        <w:t>Staff are trained in occupational safety aspects at «Hospital Name». Training covers hazards relevant to healthcare workers: manual handling and ergonomics; chemical exposure; electrical safety; workplace violence; and infection-control occupational practices.</w:t>
       </w:r>
     </w:p>
     <w:p>
@@ -1025,7 +1001,7 @@
           <w:sz w:val="22"/>
           <w:szCs w:val="22"/>
         </w:rPr>
-        <w:t xml:space="preserve">The «Training Coordinator» maintains role-specific occupational safety modules. Department heads confirm unit hazards are covered. Training records are filed per HRM.2.</w:t>
+        <w:t>The «Training Coordinator» maintains role-specific occupational safety modules. Department heads confirm unit hazards are covered. Training records are filed per the relevant policy.</w:t>
       </w:r>
     </w:p>
     <w:p>
@@ -1046,7 +1022,7 @@
           <w:sz w:val="22"/>
           <w:szCs w:val="22"/>
         </w:rPr>
-        <w:t xml:space="preserve">Staff are trained in the organisation's disaster management plan at «Hospital Name». COP.2 owns the disaster management plan. This step owns that all staff know the plan's activation triggers, their role in the plan, evacuation or shelter procedures and communication channels.</w:t>
+        <w:t>Staff are trained in the organisation's disaster management plan at «Hospital Name». This step owns that all staff know the plan's activation triggers, their role in the plan, evacuation or shelter procedures and communication channels.</w:t>
       </w:r>
     </w:p>
     <w:p>
@@ -1058,7 +1034,7 @@
           <w:sz w:val="22"/>
           <w:szCs w:val="22"/>
         </w:rPr>
-        <w:t xml:space="preserve">Disaster training is conducted at induction and «annually». A tabletop exercise or drill is conducted «once a year» per the COP.2 plan. Attendance and drill outcomes are recorded.</w:t>
+        <w:t>Disaster training is conducted at induction and «annually». A tabletop exercise or drill is conducted «once a year» per the hospital's approved disaster plan. Attendance and drill outcomes are recorded.</w:t>
       </w:r>
     </w:p>
     <w:p>
@@ -1079,7 +1055,7 @@
           <w:sz w:val="22"/>
           <w:szCs w:val="22"/>
         </w:rPr>
-        <w:t xml:space="preserve">Staff are trained in handling fire and non-fire emergencies at «Hospital Name». FMS.5 owns fire and non-fire emergency plans, exit routes and drill schedules. This step owns that all staff know: alarm signals; evacuation routes; assembly points; use of fire extinguishers where trained; and non-fire emergency responses (for example utility failure, gas leak — per FMS.5).</w:t>
+        <w:t>Staff are trained in handling fire and non-fire emergencies at «Hospital Name». This step owns that all staff know: alarm signals; evacuation routes; assembly points; use of fire extinguishers where trained; and non-fire emergency responses (for example utility failure, gas leak — per the relevant policy).</w:t>
       </w:r>
     </w:p>
     <w:p>
@@ -1091,7 +1067,7 @@
           <w:sz w:val="22"/>
           <w:szCs w:val="22"/>
         </w:rPr>
-        <w:t xml:space="preserve">Fire and non-fire emergency training is conducted at induction and refreshed after each FMS.5 drill or «annually», whichever is sooner. Drill attendance is cross-checked with FMS.5 records.</w:t>
+        <w:t>Fire and non-fire emergency training is conducted at induction and refreshed after each fire drill or «annually», whichever is sooner. Drill attendance is cross-checked with the fire-safety records.</w:t>
       </w:r>
     </w:p>
     <w:p>
@@ -1112,7 +1088,7 @@
           <w:sz w:val="22"/>
           <w:szCs w:val="22"/>
         </w:rPr>
-        <w:t xml:space="preserve">Staff are trained in the organisation's quality improvement programme at «Hospital Name». PSQ.1 owns the patient-safety and QI programmes. This step owns that staff understand: the purpose of QI; how to identify improvement opportunities; how to participate in audits (PSQ.1.h); and how CAPA works (PSQ.5).</w:t>
+        <w:t>Staff are trained in the organisation's quality improvement programme at «Hospital Name». This step owns that staff understand: the purpose of QI; how to identify improvement opportunities; how to participate in audits; and how CAPA works.</w:t>
       </w:r>
     </w:p>
     <w:p>
@@ -1124,7 +1100,7 @@
           <w:sz w:val="22"/>
           <w:szCs w:val="22"/>
         </w:rPr>
-        <w:t xml:space="preserve">Department heads and clinical staff receive QI training at induction and «annually». The «Quality Coordinator» delivers or coordinates sessions. Training covers the indicator dashboard (PSQ.2) at a level appropriate to each role.</w:t>
+        <w:t>Department heads and clinical staff receive QI training at induction and «annually». The «Quality Coordinator» delivers or coordinates sessions. Training covers the indicator dashboard at a level appropriate to each role.</w:t>
       </w:r>
     </w:p>
     <w:p>
@@ -1184,7 +1160,7 @@
           <w:sz w:val="22"/>
           <w:szCs w:val="22"/>
         </w:rPr>
-        <w:t xml:space="preserve">Participates in disaster and fire drills per COP.2 and FMS.5.</w:t>
+        <w:t>Participates in disaster and fire drills.</w:t>
       </w:r>
     </w:p>
     <w:p>
@@ -1218,7 +1194,7 @@
           <w:sz w:val="22"/>
           <w:szCs w:val="22"/>
         </w:rPr>
-        <w:t xml:space="preserve">Schedules and records all HRM.3 training sessions.</w:t>
+        <w:t>Schedules and records all safety-training sessions.</w:t>
       </w:r>
     </w:p>
     <w:p>
@@ -1269,7 +1245,7 @@
           <w:sz w:val="22"/>
           <w:szCs w:val="22"/>
         </w:rPr>
-        <w:t xml:space="preserve">Delivers or coordinates QI programme and incident-awareness training (PSQ.1 / PSQ.5).</w:t>
+        <w:t>Delivers or coordinates QI programme and incident-awareness training.</w:t>
       </w:r>
     </w:p>
     <w:p>
@@ -1455,7 +1431,7 @@
           <w:sz w:val="22"/>
           <w:szCs w:val="22"/>
         </w:rPr>
-        <w:t xml:space="preserve">All staff can describe incident reporting per PSQ.5 (spot check).</w:t>
+        <w:t>All staff can describe incident reporting per the relevant policy (spot check).</w:t>
       </w:r>
     </w:p>
     <w:p>
@@ -1489,7 +1465,7 @@
           <w:sz w:val="22"/>
           <w:szCs w:val="22"/>
         </w:rPr>
-        <w:t xml:space="preserve">Disaster management training aligned with current COP.2 plan.</w:t>
+        <w:t>Disaster management training aligned with the current disaster plan.</w:t>
       </w:r>
     </w:p>
     <w:p>
@@ -1506,7 +1482,7 @@
           <w:sz w:val="22"/>
           <w:szCs w:val="22"/>
         </w:rPr>
-        <w:t xml:space="preserve">Fire/non-fire training aligned with current FMS.5 plans and drill records.</w:t>
+        <w:t>Fire/non-fire training aligned with the current fire and emergency plans and drill records.</w:t>
       </w:r>
     </w:p>
     <w:p>
@@ -1547,7 +1523,7 @@
           <w:sz w:val="22"/>
           <w:szCs w:val="22"/>
         </w:rPr>
-        <w:t xml:space="preserve">This policy is reviewed «annually», and sooner when COP.2, FMS.5 or PSQ.1/PSQ.5 are revised.</w:t>
+        <w:t>This policy is reviewed «annually», and sooner when the disaster, fire or quality/incident policies are revised.</w:t>
       </w:r>
     </w:p>
     <w:p>

--- a/policies/build/masters/HRM.3_v2_master.docx
+++ b/policies/build/masters/HRM.3_v2_master.docx
@@ -4240,8 +4240,23 @@
           <w:sz w:val="22"/>
           <w:szCs w:val="22"/>
         </w:rPr>
-        <w:t xml:space="preserve">National Accreditation Board for Hospitals and Healthcare Providers (NABH), Standards for Small Healthcare Organisations, 3rd Edition — Human Resource Management chapter, standard HRM.3.</w:t>
-      </w:r>
+      </w:r>
+      <w:r>
+        <w:rPr>
+          <w:sz w:val="22"/>
+        </w:rPr>
+        <w:t xml:space="preserve">National Accreditation Board for Hospitals &amp; Healthcare Providers. (2022). Standards for small healthcare organisations (3rd ed.) — Human Resource Management chapter, standard HRM.3. </w:t>
+      </w:r>
+      <w:hyperlink r:id="rId9">
+        <w:r>
+          <w:rPr>
+            <w:rStyle w:val="Hyperlink"/>
+            <w:sz w:val="22"/>
+            <w:szCs w:val="22"/>
+          </w:rPr>
+          <w:t>https://nabh.co/programmes/small-healthcare-organisation-shco-accreditation-programme/</w:t>
+        </w:r>
+      </w:hyperlink>
     </w:p>
     <w:p>
       <w:pPr>
